--- a/docs/RAD-SMART_User_Guide.docx
+++ b/docs/RAD-SMART_User_Guide.docx
@@ -45,7 +45,7 @@
           <w:b w:val="0"/>
           <w:i w:val="0"/>
         </w:rPr>
-        <w:t xml:space="preserve">RAD-SMART plans the radiotherapy machine's day. It gives every course one fixed daily time that keeps all the department's rules, and it re-plans in seconds when the machine breaks down. It runs inside CARE, the hospital information system, as an extra button and six pages. </w:t>
+        <w:t xml:space="preserve">RAD-SMART plans the radiotherapy machine's day. It gives every course one fixed daily time that keeps all the department's rules, and it re-plans in seconds when the machine breaks down. It runs inside CARE, the hospital information system, as an extra button and eight pages, and each patient gets a page on their phone. Messages to patients are translated into their language by Sarvam AI, with a voice note. </w:t>
       </w:r>
       <w:r>
         <w:rPr>
@@ -75,7 +75,7 @@
           <w:b w:val="0"/>
           <w:i w:val="0"/>
         </w:rPr>
-        <w:t xml:space="preserve"> A 2¾-minute recording of the real app, with captions, is on the project website: </w:t>
+        <w:t xml:space="preserve"> A recording of the real app, narrated and captioned, is on the project website: </w:t>
       </w:r>
       <w:hyperlink r:id="rId10">
         <w:r>
@@ -152,7 +152,7 @@
       <w:tr>
         <w:tc>
           <w:tcPr>
-            <w:tcW w:type="dxa" w:w="2633"/>
+            <w:tcW w:type="dxa" w:w="2376"/>
             <w:shd w:val="clear" w:color="auto" w:fill="E8EFF9"/>
           </w:tcPr>
           <w:p>
@@ -171,7 +171,7 @@
         </w:tc>
         <w:tc>
           <w:tcPr>
-            <w:tcW w:type="dxa" w:w="3875"/>
+            <w:tcW w:type="dxa" w:w="4250"/>
             <w:shd w:val="clear" w:color="auto" w:fill="E8EFF9"/>
           </w:tcPr>
           <w:p>
@@ -190,7 +190,7 @@
         </w:tc>
         <w:tc>
           <w:tcPr>
-            <w:tcW w:type="dxa" w:w="3130"/>
+            <w:tcW w:type="dxa" w:w="3011"/>
             <w:shd w:val="clear" w:color="auto" w:fill="E8EFF9"/>
           </w:tcPr>
           <w:p>
@@ -211,7 +211,7 @@
       <w:tr>
         <w:tc>
           <w:tcPr>
-            <w:tcW w:type="dxa" w:w="2633"/>
+            <w:tcW w:type="dxa" w:w="2376"/>
           </w:tcPr>
           <w:p>
             <w:pPr>
@@ -237,7 +237,7 @@
         </w:tc>
         <w:tc>
           <w:tcPr>
-            <w:tcW w:type="dxa" w:w="3875"/>
+            <w:tcW w:type="dxa" w:w="4250"/>
           </w:tcPr>
           <w:p>
             <w:pPr>
@@ -249,13 +249,13 @@
                 <w:i w:val="0"/>
                 <w:sz w:val="18"/>
               </w:rPr>
-              <w:t>enter a course and approve its time</w:t>
+              <w:t>enter a course, approve its time, explain it in plain words</w:t>
             </w:r>
           </w:p>
         </w:tc>
         <w:tc>
           <w:tcPr>
-            <w:tcW w:type="dxa" w:w="3130"/>
+            <w:tcW w:type="dxa" w:w="3011"/>
           </w:tcPr>
           <w:p>
             <w:pPr>
@@ -275,7 +275,7 @@
       <w:tr>
         <w:tc>
           <w:tcPr>
-            <w:tcW w:type="dxa" w:w="2633"/>
+            <w:tcW w:type="dxa" w:w="2376"/>
           </w:tcPr>
           <w:p>
             <w:pPr>
@@ -301,7 +301,7 @@
         </w:tc>
         <w:tc>
           <w:tcPr>
-            <w:tcW w:type="dxa" w:w="3875"/>
+            <w:tcW w:type="dxa" w:w="4250"/>
           </w:tcPr>
           <w:p>
             <w:pPr>
@@ -313,13 +313,13 @@
                 <w:i w:val="0"/>
                 <w:sz w:val="18"/>
               </w:rPr>
-              <w:t>run the day: arrivals, time changes, breakdowns</w:t>
+              <w:t>run the day: arrivals, time changes, breakdowns, messages to patients</w:t>
             </w:r>
           </w:p>
         </w:tc>
         <w:tc>
           <w:tcPr>
-            <w:tcW w:type="dxa" w:w="3130"/>
+            <w:tcW w:type="dxa" w:w="3011"/>
           </w:tcPr>
           <w:p>
             <w:pPr>
@@ -331,7 +331,7 @@
                 <w:i w:val="0"/>
                 <w:sz w:val="18"/>
               </w:rPr>
-              <w:t>Today, Courses, Breakdown</w:t>
+              <w:t>Today, Courses, Breakdown, Messages</w:t>
             </w:r>
           </w:p>
         </w:tc>
@@ -339,7 +339,7 @@
       <w:tr>
         <w:tc>
           <w:tcPr>
-            <w:tcW w:type="dxa" w:w="2633"/>
+            <w:tcW w:type="dxa" w:w="2376"/>
           </w:tcPr>
           <w:p>
             <w:pPr>
@@ -351,13 +351,125 @@
                 <w:i w:val="0"/>
                 <w:sz w:val="18"/>
               </w:rPr>
-              <w:t>Both</w:t>
+              <w:t>Reception</w:t>
             </w:r>
           </w:p>
         </w:tc>
         <w:tc>
           <w:tcPr>
-            <w:tcW w:type="dxa" w:w="3875"/>
+            <w:tcW w:type="dxa" w:w="4250"/>
+          </w:tcPr>
+          <w:p>
+            <w:pPr>
+              <w:spacing w:after="0"/>
+            </w:pPr>
+            <w:r>
+              <w:rPr>
+                <w:b w:val="0"/>
+                <w:i w:val="0"/>
+                <w:sz w:val="18"/>
+              </w:rPr>
+              <w:t>check patients in by scanning the code on their phone</w:t>
+            </w:r>
+          </w:p>
+        </w:tc>
+        <w:tc>
+          <w:tcPr>
+            <w:tcW w:type="dxa" w:w="3011"/>
+          </w:tcPr>
+          <w:p>
+            <w:pPr>
+              <w:spacing w:after="0"/>
+            </w:pPr>
+            <w:r>
+              <w:rPr>
+                <w:b w:val="0"/>
+                <w:i w:val="0"/>
+                <w:sz w:val="18"/>
+              </w:rPr>
+              <w:t>Check-in</w:t>
+            </w:r>
+          </w:p>
+        </w:tc>
+      </w:tr>
+      <w:tr>
+        <w:tc>
+          <w:tcPr>
+            <w:tcW w:type="dxa" w:w="2376"/>
+          </w:tcPr>
+          <w:p>
+            <w:pPr>
+              <w:spacing w:after="0"/>
+            </w:pPr>
+            <w:r>
+              <w:rPr>
+                <w:b/>
+                <w:i w:val="0"/>
+                <w:sz w:val="18"/>
+              </w:rPr>
+              <w:t>Patient and family</w:t>
+            </w:r>
+          </w:p>
+        </w:tc>
+        <w:tc>
+          <w:tcPr>
+            <w:tcW w:type="dxa" w:w="4250"/>
+          </w:tcPr>
+          <w:p>
+            <w:pPr>
+              <w:spacing w:after="0"/>
+            </w:pPr>
+            <w:r>
+              <w:rPr>
+                <w:b w:val="0"/>
+                <w:i w:val="0"/>
+                <w:sz w:val="18"/>
+              </w:rPr>
+              <w:t>see their times and messages, and tell the department if they are late</w:t>
+            </w:r>
+          </w:p>
+        </w:tc>
+        <w:tc>
+          <w:tcPr>
+            <w:tcW w:type="dxa" w:w="3011"/>
+          </w:tcPr>
+          <w:p>
+            <w:pPr>
+              <w:spacing w:after="0"/>
+            </w:pPr>
+            <w:r>
+              <w:rPr>
+                <w:b w:val="0"/>
+                <w:i w:val="0"/>
+                <w:sz w:val="18"/>
+              </w:rPr>
+              <w:t>their own phone page (no app, no login)</w:t>
+            </w:r>
+          </w:p>
+        </w:tc>
+      </w:tr>
+      <w:tr>
+        <w:tc>
+          <w:tcPr>
+            <w:tcW w:type="dxa" w:w="2376"/>
+          </w:tcPr>
+          <w:p>
+            <w:pPr>
+              <w:spacing w:after="0"/>
+            </w:pPr>
+            <w:r>
+              <w:rPr>
+                <w:b/>
+                <w:i w:val="0"/>
+                <w:sz w:val="18"/>
+              </w:rPr>
+              <w:t>Doctor and technologist</w:t>
+            </w:r>
+          </w:p>
+        </w:tc>
+        <w:tc>
+          <w:tcPr>
+            <w:tcW w:type="dxa" w:w="4250"/>
           </w:tcPr>
           <w:p>
             <w:pPr>
@@ -375,7 +487,7 @@
         </w:tc>
         <w:tc>
           <w:tcPr>
-            <w:tcW w:type="dxa" w:w="3130"/>
+            <w:tcW w:type="dxa" w:w="3011"/>
           </w:tcPr>
           <w:p>
             <w:pPr>
@@ -426,7 +538,7 @@
           <w:b w:val="0"/>
           <w:i w:val="0"/>
         </w:rPr>
-        <w:t>The five steps below follow one patient and one working day. They are the same five steps as the demo video.</w:t>
+        <w:t>The steps below follow one patient and one working day, in the same order as the demo video.</w:t>
       </w:r>
     </w:p>
     <w:p>
@@ -811,7 +923,44 @@
           <w:b w:val="0"/>
           <w:i w:val="0"/>
         </w:rPr>
-        <w:t xml:space="preserve">Pick the recommended time or an alternative, and click </w:t>
+        <w:t xml:space="preserve">Pick the recommended time or an alternative. To see the reasons in plain words, click </w:t>
+      </w:r>
+      <w:r>
+        <w:rPr>
+          <w:b/>
+          <w:i w:val="0"/>
+        </w:rPr>
+        <w:t>Explain in plain words</w:t>
+      </w:r>
+      <w:r>
+        <w:rPr>
+          <w:b w:val="0"/>
+          <w:i w:val="0"/>
+        </w:rPr>
+        <w:t>: Sarvam AI writes two or three sentences in English and in the patient's language, using only RAD-SMART's own reasons. If the explanation mentions any time that is not in the plan, it is thrown away and RAD-SMART's reasons are shown instead.</w:t>
+      </w:r>
+    </w:p>
+    <w:p>
+      <w:pPr>
+        <w:tabs>
+          <w:tab w:pos="340" w:val="left"/>
+        </w:tabs>
+        <w:spacing w:after="40"/>
+        <w:ind w:left="340" w:hanging="255"/>
+      </w:pPr>
+      <w:r>
+        <w:rPr>
+          <w:color w:val="1C5CAB"/>
+        </w:rPr>
+        <w:t>3.</w:t>
+        <w:tab/>
+      </w:r>
+      <w:r>
+        <w:rPr>
+          <w:b w:val="0"/>
+          <w:i w:val="0"/>
+        </w:rPr>
+        <w:t xml:space="preserve">Click </w:t>
       </w:r>
       <w:r>
         <w:rPr>
@@ -912,38 +1061,56 @@
     </w:p>
     <w:p>
       <w:pPr>
-        <w:pStyle w:val="Heading2"/>
         <w:keepNext/>
+        <w:jc w:val="center"/>
+      </w:pPr>
+      <w:r>
+        <w:drawing>
+          <wp:inline xmlns:a="http://schemas.openxmlformats.org/drawingml/2006/main" xmlns:pic="http://schemas.openxmlformats.org/drawingml/2006/picture">
+            <wp:extent cx="5669280" cy="3188970"/>
+            <wp:docPr id="4" name="Picture 4"/>
+            <wp:cNvGraphicFramePr>
+              <a:graphicFrameLocks noChangeAspect="1"/>
+            </wp:cNvGraphicFramePr>
+            <a:graphic>
+              <a:graphicData uri="http://schemas.openxmlformats.org/drawingml/2006/picture">
+                <pic:pic>
+                  <pic:nvPicPr>
+                    <pic:cNvPr id="0" name="app9_explain.png"/>
+                    <pic:cNvPicPr/>
+                  </pic:nvPicPr>
+                  <pic:blipFill>
+                    <a:blip r:embed="rId14"/>
+                    <a:stretch>
+                      <a:fillRect/>
+                    </a:stretch>
+                  </pic:blipFill>
+                  <pic:spPr>
+                    <a:xfrm>
+                      <a:off x="0" y="0"/>
+                      <a:ext cx="5669280" cy="3188970"/>
+                    </a:xfrm>
+                    <a:prstGeom prst="rect"/>
+                  </pic:spPr>
+                </pic:pic>
+              </a:graphicData>
+            </a:graphic>
+          </wp:inline>
+        </w:drawing>
+      </w:r>
+    </w:p>
+    <w:p>
+      <w:pPr>
+        <w:jc w:val="left"/>
       </w:pPr>
       <w:r>
         <w:rPr>
           <w:b w:val="0"/>
           <w:i w:val="0"/>
-        </w:rPr>
-        <w:t>2. The technologist runs the day</w:t>
-      </w:r>
-    </w:p>
-    <w:p>
-      <w:r>
-        <w:rPr>
-          <w:b w:val="0"/>
-          <w:i w:val="0"/>
-        </w:rPr>
-        <w:t xml:space="preserve">Open </w:t>
-      </w:r>
-      <w:r>
-        <w:rPr>
-          <w:b/>
-          <w:i w:val="0"/>
-        </w:rPr>
-        <w:t>RAD-SMART → Today</w:t>
-      </w:r>
-      <w:r>
-        <w:rPr>
-          <w:b w:val="0"/>
-          <w:i w:val="0"/>
-        </w:rPr>
-        <w:t>. The page shows four things:</w:t>
+          <w:color w:val="52514E"/>
+          <w:sz w:val="18"/>
+        </w:rPr>
+        <w:t>Explain in plain words: the reasons in English and in Kannada.</w:t>
       </w:r>
     </w:p>
     <w:p>
@@ -958,22 +1125,79 @@
         <w:rPr>
           <w:color w:val="1C5CAB"/>
         </w:rPr>
-        <w:t>•</w:t>
+        <w:t>1.</w:t>
         <w:tab/>
+      </w:r>
+      <w:r>
+        <w:rPr>
+          <w:b w:val="0"/>
+          <w:i w:val="0"/>
+        </w:rPr>
+        <w:t xml:space="preserve">After approval the course page shows </w:t>
       </w:r>
       <w:r>
         <w:rPr>
           <w:b/>
           <w:i w:val="0"/>
         </w:rPr>
-        <w:t>The machine card:</w:t>
+        <w:t>The patient's phone page</w:t>
       </w:r>
       <w:r>
         <w:rPr>
           <w:b w:val="0"/>
           <w:i w:val="0"/>
         </w:rPr>
-        <w:t xml:space="preserve"> sessions, new starts, how many are after 17:00, when the day will finish, and the free time left for new starts.</w:t>
+        <w:t xml:space="preserve">: a QR code, a six-letter check-in code and the patient's private link. Click </w:t>
+      </w:r>
+      <w:r>
+        <w:rPr>
+          <w:b/>
+          <w:i w:val="0"/>
+        </w:rPr>
+        <w:t>Send on WhatsApp</w:t>
+      </w:r>
+      <w:r>
+        <w:rPr>
+          <w:b w:val="0"/>
+          <w:i w:val="0"/>
+        </w:rPr>
+        <w:t xml:space="preserve"> to send the link once, from the department's WhatsApp. The first message to the patient (their first day and daily time) is drafted on the </w:t>
+      </w:r>
+      <w:r>
+        <w:rPr>
+          <w:b/>
+          <w:i w:val="0"/>
+        </w:rPr>
+        <w:t>Messages</w:t>
+      </w:r>
+      <w:r>
+        <w:rPr>
+          <w:b w:val="0"/>
+          <w:i w:val="0"/>
+        </w:rPr>
+        <w:t xml:space="preserve"> page.</w:t>
+      </w:r>
+    </w:p>
+    <w:p>
+      <w:pPr>
+        <w:pStyle w:val="Heading2"/>
+        <w:keepNext/>
+      </w:pPr>
+      <w:r>
+        <w:rPr>
+          <w:b w:val="0"/>
+          <w:i w:val="0"/>
+        </w:rPr>
+        <w:t>The patient's phone page</w:t>
+      </w:r>
+    </w:p>
+    <w:p>
+      <w:r>
+        <w:rPr>
+          <w:b w:val="0"/>
+          <w:i w:val="0"/>
+        </w:rPr>
+        <w:t>The patient opens the link on any phone. There is no app and no login, and the page shows the first name only. It is in the patient's language, with a switch to English. It shows:</w:t>
       </w:r>
     </w:p>
     <w:p>
@@ -993,31 +1217,10 @@
       </w:r>
       <w:r>
         <w:rPr>
-          <w:b/>
-          <w:i w:val="0"/>
-        </w:rPr>
-        <w:t>The rule check:</w:t>
-      </w:r>
-      <w:r>
-        <w:rPr>
           <w:b w:val="0"/>
           <w:i w:val="0"/>
         </w:rPr>
-        <w:t xml:space="preserve"> a green bar means every hard rule holds for the patients still to be treated. </w:t>
-      </w:r>
-      <w:r>
-        <w:rPr>
-          <w:b/>
-          <w:i w:val="0"/>
-        </w:rPr>
-        <w:t>Approve the plan</w:t>
-      </w:r>
-      <w:r>
-        <w:rPr>
-          <w:b w:val="0"/>
-          <w:i w:val="0"/>
-        </w:rPr>
-        <w:t xml:space="preserve"> records that a technologist or doctor has checked the day.</w:t>
+        <w:t>today's time to come, or the new time after a breakdown;</w:t>
       </w:r>
     </w:p>
     <w:p>
@@ -1037,31 +1240,10 @@
       </w:r>
       <w:r>
         <w:rPr>
-          <w:b/>
-          <w:i w:val="0"/>
-        </w:rPr>
-        <w:t>The timeline:</w:t>
-      </w:r>
-      <w:r>
-        <w:rPr>
           <w:b w:val="0"/>
           <w:i w:val="0"/>
         </w:rPr>
-        <w:t xml:space="preserve"> one block per patient. Green is a new start, blue is a standing slot, orange was moved today, violet is an added fraction. The red line is </w:t>
-      </w:r>
-      <w:r>
-        <w:rPr>
-          <w:b w:val="0"/>
-          <w:i/>
-        </w:rPr>
-        <w:t>now</w:t>
-      </w:r>
-      <w:r>
-        <w:rPr>
-          <w:b w:val="0"/>
-          <w:i w:val="0"/>
-        </w:rPr>
-        <w:t>.</w:t>
+        <w:t>the next five treatment days and their times;</w:t>
       </w:r>
     </w:p>
     <w:p>
@@ -1081,17 +1263,112 @@
       </w:r>
       <w:r>
         <w:rPr>
+          <w:b w:val="0"/>
+          <w:i w:val="0"/>
+        </w:rPr>
+        <w:t>the department's messages, each with a voice note to play;</w:t>
+      </w:r>
+    </w:p>
+    <w:p>
+      <w:pPr>
+        <w:tabs>
+          <w:tab w:pos="340" w:val="left"/>
+        </w:tabs>
+        <w:spacing w:after="40"/>
+        <w:ind w:left="340" w:hanging="255"/>
+      </w:pPr>
+      <w:r>
+        <w:rPr>
+          <w:color w:val="1C5CAB"/>
+        </w:rPr>
+        <w:t>•</w:t>
+        <w:tab/>
+      </w:r>
+      <w:r>
+        <w:rPr>
+          <w:b w:val="0"/>
+          <w:i w:val="0"/>
+        </w:rPr>
+        <w:t>on treatment days, the QR code and six letters to show at reception;</w:t>
+      </w:r>
+    </w:p>
+    <w:p>
+      <w:pPr>
+        <w:tabs>
+          <w:tab w:pos="340" w:val="left"/>
+        </w:tabs>
+        <w:spacing w:after="40"/>
+        <w:ind w:left="340" w:hanging="255"/>
+      </w:pPr>
+      <w:r>
+        <w:rPr>
+          <w:color w:val="1C5CAB"/>
+        </w:rPr>
+        <w:t>•</w:t>
+        <w:tab/>
+      </w:r>
+      <w:r>
+        <w:rPr>
+          <w:b w:val="0"/>
+          <w:i w:val="0"/>
+        </w:rPr>
+        <w:t xml:space="preserve">four buttons: </w:t>
+      </w:r>
+      <w:r>
+        <w:rPr>
           <w:b/>
           <w:i w:val="0"/>
         </w:rPr>
-        <w:t>The patient list:</w:t>
+        <w:t>I am on my way</w:t>
       </w:r>
       <w:r>
         <w:rPr>
           <w:b w:val="0"/>
           <w:i w:val="0"/>
         </w:rPr>
-        <w:t xml:space="preserve"> each patient's time, reporting time, needs and status.</w:t>
+        <w:t xml:space="preserve">, </w:t>
+      </w:r>
+      <w:r>
+        <w:rPr>
+          <w:b/>
+          <w:i w:val="0"/>
+        </w:rPr>
+        <w:t>I will be late</w:t>
+      </w:r>
+      <w:r>
+        <w:rPr>
+          <w:b w:val="0"/>
+          <w:i w:val="0"/>
+        </w:rPr>
+        <w:t xml:space="preserve"> (15 to 60 minutes), </w:t>
+      </w:r>
+      <w:r>
+        <w:rPr>
+          <w:b/>
+          <w:i w:val="0"/>
+        </w:rPr>
+        <w:t>I cannot come today</w:t>
+      </w:r>
+      <w:r>
+        <w:rPr>
+          <w:b w:val="0"/>
+          <w:i w:val="0"/>
+        </w:rPr>
+        <w:t xml:space="preserve">, and </w:t>
+      </w:r>
+      <w:r>
+        <w:rPr>
+          <w:b/>
+          <w:i w:val="0"/>
+        </w:rPr>
+        <w:t>I want a different daily treatment time</w:t>
+      </w:r>
+      <w:r>
+        <w:rPr>
+          <w:b w:val="0"/>
+          <w:i w:val="0"/>
+        </w:rPr>
+        <w:t>. Nothing changes until staff decide; a patient can send at most six replies a day.</w:t>
       </w:r>
     </w:p>
     <w:p>
@@ -1102,8 +1379,364 @@
       <w:r>
         <w:drawing>
           <wp:inline xmlns:a="http://schemas.openxmlformats.org/drawingml/2006/main" xmlns:pic="http://schemas.openxmlformats.org/drawingml/2006/picture">
+            <wp:extent cx="2377440" cy="5145024"/>
+            <wp:docPr id="5" name="Picture 5"/>
+            <wp:cNvGraphicFramePr>
+              <a:graphicFrameLocks noChangeAspect="1"/>
+            </wp:cNvGraphicFramePr>
+            <a:graphic>
+              <a:graphicData uri="http://schemas.openxmlformats.org/drawingml/2006/picture">
+                <pic:pic>
+                  <pic:nvPicPr>
+                    <pic:cNvPr id="0" name="app10_patient_phone.png"/>
+                    <pic:cNvPicPr/>
+                  </pic:nvPicPr>
+                  <pic:blipFill>
+                    <a:blip r:embed="rId15"/>
+                    <a:stretch>
+                      <a:fillRect/>
+                    </a:stretch>
+                  </pic:blipFill>
+                  <pic:spPr>
+                    <a:xfrm>
+                      <a:off x="0" y="0"/>
+                      <a:ext cx="2377440" cy="5145024"/>
+                    </a:xfrm>
+                    <a:prstGeom prst="rect"/>
+                  </pic:spPr>
+                </pic:pic>
+              </a:graphicData>
+            </a:graphic>
+          </wp:inline>
+        </w:drawing>
+      </w:r>
+    </w:p>
+    <w:p>
+      <w:pPr>
+        <w:jc w:val="left"/>
+      </w:pPr>
+      <w:r>
+        <w:rPr>
+          <w:b w:val="0"/>
+          <w:i w:val="0"/>
+          <w:color w:val="52514E"/>
+          <w:sz w:val="18"/>
+        </w:rPr>
+        <w:t>The patient's page on a phone, in Kannada.</w:t>
+      </w:r>
+    </w:p>
+    <w:p>
+      <w:pPr>
+        <w:pStyle w:val="Heading2"/>
+        <w:keepNext/>
+      </w:pPr>
+      <w:r>
+        <w:rPr>
+          <w:b w:val="0"/>
+          <w:i w:val="0"/>
+        </w:rPr>
+        <w:t>Reception checks patients in</w:t>
+      </w:r>
+    </w:p>
+    <w:p>
+      <w:r>
+        <w:rPr>
+          <w:b w:val="0"/>
+          <w:i w:val="0"/>
+        </w:rPr>
+        <w:t xml:space="preserve">Open </w:t>
+      </w:r>
+      <w:r>
+        <w:rPr>
+          <w:b/>
+          <w:i w:val="0"/>
+        </w:rPr>
+        <w:t>RAD-SMART → Check-in</w:t>
+      </w:r>
+      <w:r>
+        <w:rPr>
+          <w:b w:val="0"/>
+          <w:i w:val="0"/>
+        </w:rPr>
+        <w:t xml:space="preserve">. A USB barcode scanner types the code from the patient's phone into the box; or click </w:t>
+      </w:r>
+      <w:r>
+        <w:rPr>
+          <w:b/>
+          <w:i w:val="0"/>
+        </w:rPr>
+        <w:t>Scan with camera</w:t>
+      </w:r>
+      <w:r>
+        <w:rPr>
+          <w:b w:val="0"/>
+          <w:i w:val="0"/>
+        </w:rPr>
+        <w:t xml:space="preserve">; or type the six letters the patient reads out. Click </w:t>
+      </w:r>
+      <w:r>
+        <w:rPr>
+          <w:b/>
+          <w:i w:val="0"/>
+        </w:rPr>
+        <w:t>Check in</w:t>
+      </w:r>
+      <w:r>
+        <w:rPr>
+          <w:b w:val="0"/>
+          <w:i w:val="0"/>
+        </w:rPr>
+        <w:t>. The patient is marked arrived on Today's board, and any "on my way" or "late" reply is closed.</w:t>
+      </w:r>
+    </w:p>
+    <w:p>
+      <w:pPr>
+        <w:keepNext/>
+        <w:jc w:val="center"/>
+      </w:pPr>
+      <w:r>
+        <w:drawing>
+          <wp:inline xmlns:a="http://schemas.openxmlformats.org/drawingml/2006/main" xmlns:pic="http://schemas.openxmlformats.org/drawingml/2006/picture">
+            <wp:extent cx="5669280" cy="3188970"/>
+            <wp:docPr id="6" name="Picture 6"/>
+            <wp:cNvGraphicFramePr>
+              <a:graphicFrameLocks noChangeAspect="1"/>
+            </wp:cNvGraphicFramePr>
+            <a:graphic>
+              <a:graphicData uri="http://schemas.openxmlformats.org/drawingml/2006/picture">
+                <pic:pic>
+                  <pic:nvPicPr>
+                    <pic:cNvPr id="0" name="app11_checkin.png"/>
+                    <pic:cNvPicPr/>
+                  </pic:nvPicPr>
+                  <pic:blipFill>
+                    <a:blip r:embed="rId16"/>
+                    <a:stretch>
+                      <a:fillRect/>
+                    </a:stretch>
+                  </pic:blipFill>
+                  <pic:spPr>
+                    <a:xfrm>
+                      <a:off x="0" y="0"/>
+                      <a:ext cx="5669280" cy="3188970"/>
+                    </a:xfrm>
+                    <a:prstGeom prst="rect"/>
+                  </pic:spPr>
+                </pic:pic>
+              </a:graphicData>
+            </a:graphic>
+          </wp:inline>
+        </w:drawing>
+      </w:r>
+    </w:p>
+    <w:p>
+      <w:pPr>
+        <w:jc w:val="left"/>
+      </w:pPr>
+      <w:r>
+        <w:rPr>
+          <w:b w:val="0"/>
+          <w:i w:val="0"/>
+          <w:color w:val="52514E"/>
+          <w:sz w:val="18"/>
+        </w:rPr>
+        <w:t>Check-in at reception.</w:t>
+      </w:r>
+    </w:p>
+    <w:p>
+      <w:pPr>
+        <w:pStyle w:val="Heading2"/>
+        <w:keepNext/>
+      </w:pPr>
+      <w:r>
+        <w:rPr>
+          <w:b w:val="0"/>
+          <w:i w:val="0"/>
+        </w:rPr>
+        <w:t>2. The technologist runs the day</w:t>
+      </w:r>
+    </w:p>
+    <w:p>
+      <w:r>
+        <w:rPr>
+          <w:b w:val="0"/>
+          <w:i w:val="0"/>
+        </w:rPr>
+        <w:t xml:space="preserve">Open </w:t>
+      </w:r>
+      <w:r>
+        <w:rPr>
+          <w:b/>
+          <w:i w:val="0"/>
+        </w:rPr>
+        <w:t>RAD-SMART → Today</w:t>
+      </w:r>
+      <w:r>
+        <w:rPr>
+          <w:b w:val="0"/>
+          <w:i w:val="0"/>
+        </w:rPr>
+        <w:t>. The page shows four things:</w:t>
+      </w:r>
+    </w:p>
+    <w:p>
+      <w:pPr>
+        <w:tabs>
+          <w:tab w:pos="340" w:val="left"/>
+        </w:tabs>
+        <w:spacing w:after="40"/>
+        <w:ind w:left="340" w:hanging="255"/>
+      </w:pPr>
+      <w:r>
+        <w:rPr>
+          <w:color w:val="1C5CAB"/>
+        </w:rPr>
+        <w:t>•</w:t>
+        <w:tab/>
+      </w:r>
+      <w:r>
+        <w:rPr>
+          <w:b/>
+          <w:i w:val="0"/>
+        </w:rPr>
+        <w:t>The machine card:</w:t>
+      </w:r>
+      <w:r>
+        <w:rPr>
+          <w:b w:val="0"/>
+          <w:i w:val="0"/>
+        </w:rPr>
+        <w:t xml:space="preserve"> sessions, new starts, how many are after 17:00, when the day will finish, and the free time left for new starts.</w:t>
+      </w:r>
+    </w:p>
+    <w:p>
+      <w:pPr>
+        <w:tabs>
+          <w:tab w:pos="340" w:val="left"/>
+        </w:tabs>
+        <w:spacing w:after="40"/>
+        <w:ind w:left="340" w:hanging="255"/>
+      </w:pPr>
+      <w:r>
+        <w:rPr>
+          <w:color w:val="1C5CAB"/>
+        </w:rPr>
+        <w:t>•</w:t>
+        <w:tab/>
+      </w:r>
+      <w:r>
+        <w:rPr>
+          <w:b/>
+          <w:i w:val="0"/>
+        </w:rPr>
+        <w:t>The rule check:</w:t>
+      </w:r>
+      <w:r>
+        <w:rPr>
+          <w:b w:val="0"/>
+          <w:i w:val="0"/>
+        </w:rPr>
+        <w:t xml:space="preserve"> a green bar means every hard rule holds for the patients still to be treated. </w:t>
+      </w:r>
+      <w:r>
+        <w:rPr>
+          <w:b/>
+          <w:i w:val="0"/>
+        </w:rPr>
+        <w:t>Approve the plan</w:t>
+      </w:r>
+      <w:r>
+        <w:rPr>
+          <w:b w:val="0"/>
+          <w:i w:val="0"/>
+        </w:rPr>
+        <w:t xml:space="preserve"> records that a technologist or doctor has checked the day.</w:t>
+      </w:r>
+    </w:p>
+    <w:p>
+      <w:pPr>
+        <w:tabs>
+          <w:tab w:pos="340" w:val="left"/>
+        </w:tabs>
+        <w:spacing w:after="40"/>
+        <w:ind w:left="340" w:hanging="255"/>
+      </w:pPr>
+      <w:r>
+        <w:rPr>
+          <w:color w:val="1C5CAB"/>
+        </w:rPr>
+        <w:t>•</w:t>
+        <w:tab/>
+      </w:r>
+      <w:r>
+        <w:rPr>
+          <w:b/>
+          <w:i w:val="0"/>
+        </w:rPr>
+        <w:t>The timeline:</w:t>
+      </w:r>
+      <w:r>
+        <w:rPr>
+          <w:b w:val="0"/>
+          <w:i w:val="0"/>
+        </w:rPr>
+        <w:t xml:space="preserve"> one block per patient. Green is a new start, blue is a standing slot, orange was moved today, violet is an added fraction. The red line is </w:t>
+      </w:r>
+      <w:r>
+        <w:rPr>
+          <w:b w:val="0"/>
+          <w:i/>
+        </w:rPr>
+        <w:t>now</w:t>
+      </w:r>
+      <w:r>
+        <w:rPr>
+          <w:b w:val="0"/>
+          <w:i w:val="0"/>
+        </w:rPr>
+        <w:t>.</w:t>
+      </w:r>
+    </w:p>
+    <w:p>
+      <w:pPr>
+        <w:tabs>
+          <w:tab w:pos="340" w:val="left"/>
+        </w:tabs>
+        <w:spacing w:after="40"/>
+        <w:ind w:left="340" w:hanging="255"/>
+      </w:pPr>
+      <w:r>
+        <w:rPr>
+          <w:color w:val="1C5CAB"/>
+        </w:rPr>
+        <w:t>•</w:t>
+        <w:tab/>
+      </w:r>
+      <w:r>
+        <w:rPr>
+          <w:b/>
+          <w:i w:val="0"/>
+        </w:rPr>
+        <w:t>The patient list:</w:t>
+      </w:r>
+      <w:r>
+        <w:rPr>
+          <w:b w:val="0"/>
+          <w:i w:val="0"/>
+        </w:rPr>
+        <w:t xml:space="preserve"> each patient's time, reporting time, needs and status.</w:t>
+      </w:r>
+    </w:p>
+    <w:p>
+      <w:pPr>
+        <w:keepNext/>
+        <w:jc w:val="center"/>
+      </w:pPr>
+      <w:r>
+        <w:drawing>
+          <wp:inline xmlns:a="http://schemas.openxmlformats.org/drawingml/2006/main" xmlns:pic="http://schemas.openxmlformats.org/drawingml/2006/picture">
             <wp:extent cx="5669280" cy="4844085"/>
-            <wp:docPr id="4" name="Picture 4"/>
+            <wp:docPr id="7" name="Picture 7"/>
             <wp:cNvGraphicFramePr>
               <a:graphicFrameLocks noChangeAspect="1"/>
             </wp:cNvGraphicFramePr>
@@ -1115,7 +1748,7 @@
                     <pic:cNvPicPr/>
                   </pic:nvPicPr>
                   <pic:blipFill>
-                    <a:blip r:embed="rId14"/>
+                    <a:blip r:embed="rId17"/>
                     <a:stretch>
                       <a:fillRect/>
                     </a:stretch>
@@ -1260,6 +1893,50 @@
       </w:r>
     </w:p>
     <w:p>
+      <w:r>
+        <w:rPr>
+          <w:b/>
+          <w:i w:val="0"/>
+        </w:rPr>
+        <w:t>From patients' phones</w:t>
+      </w:r>
+      <w:r>
+        <w:rPr>
+          <w:b w:val="0"/>
+          <w:i w:val="0"/>
+        </w:rPr>
+        <w:t xml:space="preserve"> lists what patients said today: on the way, late by about N minutes, cannot come, or want another time. A badge also appears beside the patient. Click </w:t>
+      </w:r>
+      <w:r>
+        <w:rPr>
+          <w:b/>
+          <w:i w:val="0"/>
+        </w:rPr>
+        <w:t>Done</w:t>
+      </w:r>
+      <w:r>
+        <w:rPr>
+          <w:b w:val="0"/>
+          <w:i w:val="0"/>
+        </w:rPr>
+        <w:t xml:space="preserve"> when it is handled. A request for another time also appears under the course, where you can </w:t>
+      </w:r>
+      <w:r>
+        <w:rPr>
+          <w:b/>
+          <w:i w:val="0"/>
+        </w:rPr>
+        <w:t>Find a time</w:t>
+      </w:r>
+      <w:r>
+        <w:rPr>
+          <w:b w:val="0"/>
+          <w:i w:val="0"/>
+        </w:rPr>
+        <w:t xml:space="preserve"> (step 3).</w:t>
+      </w:r>
+    </w:p>
+    <w:p>
       <w:pPr>
         <w:keepNext/>
         <w:jc w:val="center"/>
@@ -1268,7 +1945,7 @@
         <w:drawing>
           <wp:inline xmlns:a="http://schemas.openxmlformats.org/drawingml/2006/main" xmlns:pic="http://schemas.openxmlformats.org/drawingml/2006/picture">
             <wp:extent cx="5669280" cy="1443347"/>
-            <wp:docPr id="5" name="Picture 5"/>
+            <wp:docPr id="8" name="Picture 8"/>
             <wp:cNvGraphicFramePr>
               <a:graphicFrameLocks noChangeAspect="1"/>
             </wp:cNvGraphicFramePr>
@@ -1280,7 +1957,7 @@
                     <pic:cNvPicPr/>
                   </pic:nvPicPr>
                   <pic:blipFill>
-                    <a:blip r:embed="rId15"/>
+                    <a:blip r:embed="rId18"/>
                     <a:stretch>
                       <a:fillRect/>
                     </a:stretch>
@@ -1497,7 +2174,7 @@
         <w:drawing>
           <wp:inline xmlns:a="http://schemas.openxmlformats.org/drawingml/2006/main" xmlns:pic="http://schemas.openxmlformats.org/drawingml/2006/picture">
             <wp:extent cx="5669280" cy="2107573"/>
-            <wp:docPr id="6" name="Picture 6"/>
+            <wp:docPr id="9" name="Picture 9"/>
             <wp:cNvGraphicFramePr>
               <a:graphicFrameLocks noChangeAspect="1"/>
             </wp:cNvGraphicFramePr>
@@ -1509,7 +2186,7 @@
                     <pic:cNvPicPr/>
                   </pic:nvPicPr>
                   <pic:blipFill>
-                    <a:blip r:embed="rId16"/>
+                    <a:blip r:embed="rId19"/>
                     <a:stretch>
                       <a:fillRect/>
                     </a:stretch>
@@ -1874,7 +2551,7 @@
         <w:drawing>
           <wp:inline xmlns:a="http://schemas.openxmlformats.org/drawingml/2006/main" xmlns:pic="http://schemas.openxmlformats.org/drawingml/2006/picture">
             <wp:extent cx="5669280" cy="5392115"/>
-            <wp:docPr id="7" name="Picture 7"/>
+            <wp:docPr id="10" name="Picture 10"/>
             <wp:cNvGraphicFramePr>
               <a:graphicFrameLocks noChangeAspect="1"/>
             </wp:cNvGraphicFramePr>
@@ -1886,7 +2563,7 @@
                     <pic:cNvPicPr/>
                   </pic:nvPicPr>
                   <pic:blipFill>
-                    <a:blip r:embed="rId17"/>
+                    <a:blip r:embed="rId20"/>
                     <a:stretch>
                       <a:fillRect/>
                     </a:stretch>
@@ -1929,23 +2606,30 @@
           <w:b w:val="0"/>
           <w:i w:val="0"/>
         </w:rPr>
-        <w:t>5. Check that it is working</w:t>
+        <w:t>Messages to patients</w:t>
       </w:r>
     </w:p>
     <w:p>
       <w:r>
         <w:rPr>
+          <w:b w:val="0"/>
+          <w:i w:val="0"/>
+        </w:rPr>
+        <w:t xml:space="preserve">After every approval (a new course, a new daily time, a breakdown response), RAD-SMART drafts a message for each patient it affects. Open </w:t>
+      </w:r>
+      <w:r>
+        <w:rPr>
           <w:b/>
           <w:i w:val="0"/>
         </w:rPr>
-        <w:t>Insights</w:t>
+        <w:t>RAD-SMART → Messages</w:t>
       </w:r>
       <w:r>
         <w:rPr>
           <w:b w:val="0"/>
           <w:i w:val="0"/>
         </w:rPr>
-        <w:t xml:space="preserve"> shows the measured waits for any date range:</w:t>
+        <w:t>:</w:t>
       </w:r>
     </w:p>
     <w:p>
@@ -1960,7 +2644,7 @@
         <w:rPr>
           <w:color w:val="1C5CAB"/>
         </w:rPr>
-        <w:t>•</w:t>
+        <w:t>1.</w:t>
         <w:tab/>
       </w:r>
       <w:r>
@@ -1968,7 +2652,7 @@
           <w:b w:val="0"/>
           <w:i w:val="0"/>
         </w:rPr>
-        <w:t>the long wait (90th percentile) and the typical (median) wait, from arrival to the treatment room;</w:t>
+        <w:t>Each message shows the text in the patient's language and in English. Sarvam AI translates it; if the translation drops or changes any time, it is not used and the message goes in English.</w:t>
       </w:r>
     </w:p>
     <w:p>
@@ -1983,7 +2667,7 @@
         <w:rPr>
           <w:color w:val="1C5CAB"/>
         </w:rPr>
-        <w:t>•</w:t>
+        <w:t>2.</w:t>
         <w:tab/>
       </w:r>
       <w:r>
@@ -1991,7 +2675,35 @@
           <w:b w:val="0"/>
           <w:i w:val="0"/>
         </w:rPr>
-        <w:t>the share of patients treated on time, and the share more than an hour late;</w:t>
+        <w:t xml:space="preserve">Click </w:t>
+      </w:r>
+      <w:r>
+        <w:rPr>
+          <w:b/>
+          <w:i w:val="0"/>
+        </w:rPr>
+        <w:t>Listen</w:t>
+      </w:r>
+      <w:r>
+        <w:rPr>
+          <w:b w:val="0"/>
+          <w:i w:val="0"/>
+        </w:rPr>
+        <w:t xml:space="preserve"> to hear the voice note in the patient's language (</w:t>
+      </w:r>
+      <w:r>
+        <w:rPr>
+          <w:b/>
+          <w:i w:val="0"/>
+        </w:rPr>
+        <w:t>English</w:t>
+      </w:r>
+      <w:r>
+        <w:rPr>
+          <w:b w:val="0"/>
+          <w:i w:val="0"/>
+        </w:rPr>
+        <w:t xml:space="preserve"> for the English one).</w:t>
       </w:r>
     </w:p>
     <w:p>
@@ -2006,7 +2718,7 @@
         <w:rPr>
           <w:color w:val="1C5CAB"/>
         </w:rPr>
-        <w:t>•</w:t>
+        <w:t>3.</w:t>
         <w:tab/>
       </w:r>
       <w:r>
@@ -2014,16 +2726,95 @@
           <w:b w:val="0"/>
           <w:i w:val="0"/>
         </w:rPr>
-        <w:t>patients sent back, new starts postponed, and fractions added at the end of courses.</w:t>
+        <w:t xml:space="preserve">Click </w:t>
+      </w:r>
+      <w:r>
+        <w:rPr>
+          <w:b/>
+          <w:i w:val="0"/>
+        </w:rPr>
+        <w:t>Open WhatsApp</w:t>
+      </w:r>
+      <w:r>
+        <w:rPr>
+          <w:b w:val="0"/>
+          <w:i w:val="0"/>
+        </w:rPr>
+        <w:t xml:space="preserve">. WhatsApp opens with the patient's number and the message filled in. Check it and press send there. </w:t>
+      </w:r>
+      <w:r>
+        <w:rPr>
+          <w:b/>
+          <w:i w:val="0"/>
+        </w:rPr>
+        <w:t>Copy</w:t>
+      </w:r>
+      <w:r>
+        <w:rPr>
+          <w:b w:val="0"/>
+          <w:i w:val="0"/>
+        </w:rPr>
+        <w:t xml:space="preserve"> puts the text on the clipboard for SMS or any other app.</w:t>
       </w:r>
     </w:p>
     <w:p>
+      <w:pPr>
+        <w:tabs>
+          <w:tab w:pos="340" w:val="left"/>
+        </w:tabs>
+        <w:spacing w:after="40"/>
+        <w:ind w:left="340" w:hanging="255"/>
+      </w:pPr>
+      <w:r>
+        <w:rPr>
+          <w:color w:val="1C5CAB"/>
+        </w:rPr>
+        <w:t>4.</w:t>
+        <w:tab/>
+      </w:r>
       <w:r>
         <w:rPr>
           <w:b w:val="0"/>
           <w:i w:val="0"/>
         </w:rPr>
-        <w:t>The chart compares each day with the department's baseline (108.6 minutes) and the pilot target (25% lower).</w:t>
+        <w:t xml:space="preserve">Click </w:t>
+      </w:r>
+      <w:r>
+        <w:rPr>
+          <w:b/>
+          <w:i w:val="0"/>
+        </w:rPr>
+        <w:t>Mark sent</w:t>
+      </w:r>
+      <w:r>
+        <w:rPr>
+          <w:b w:val="0"/>
+          <w:i w:val="0"/>
+        </w:rPr>
+        <w:t xml:space="preserve">. </w:t>
+      </w:r>
+      <w:r>
+        <w:rPr>
+          <w:b/>
+          <w:i w:val="0"/>
+        </w:rPr>
+        <w:t>Do not send</w:t>
+      </w:r>
+      <w:r>
+        <w:rPr>
+          <w:b w:val="0"/>
+          <w:i w:val="0"/>
+        </w:rPr>
+        <w:t xml:space="preserve"> cancels a message that is no longer needed.</w:t>
+      </w:r>
+    </w:p>
+    <w:p>
+      <w:r>
+        <w:rPr>
+          <w:b w:val="0"/>
+          <w:i w:val="0"/>
+        </w:rPr>
+        <w:t>The patient also sees every message on their phone page, with the voice note.</w:t>
       </w:r>
     </w:p>
     <w:p>
@@ -2034,8 +2825,169 @@
       <w:r>
         <w:drawing>
           <wp:inline xmlns:a="http://schemas.openxmlformats.org/drawingml/2006/main" xmlns:pic="http://schemas.openxmlformats.org/drawingml/2006/picture">
+            <wp:extent cx="5669280" cy="3188970"/>
+            <wp:docPr id="11" name="Picture 11"/>
+            <wp:cNvGraphicFramePr>
+              <a:graphicFrameLocks noChangeAspect="1"/>
+            </wp:cNvGraphicFramePr>
+            <a:graphic>
+              <a:graphicData uri="http://schemas.openxmlformats.org/drawingml/2006/picture">
+                <pic:pic>
+                  <pic:nvPicPr>
+                    <pic:cNvPr id="0" name="app12_messages.png"/>
+                    <pic:cNvPicPr/>
+                  </pic:nvPicPr>
+                  <pic:blipFill>
+                    <a:blip r:embed="rId21"/>
+                    <a:stretch>
+                      <a:fillRect/>
+                    </a:stretch>
+                  </pic:blipFill>
+                  <pic:spPr>
+                    <a:xfrm>
+                      <a:off x="0" y="0"/>
+                      <a:ext cx="5669280" cy="3188970"/>
+                    </a:xfrm>
+                    <a:prstGeom prst="rect"/>
+                  </pic:spPr>
+                </pic:pic>
+              </a:graphicData>
+            </a:graphic>
+          </wp:inline>
+        </w:drawing>
+      </w:r>
+    </w:p>
+    <w:p>
+      <w:pPr>
+        <w:jc w:val="left"/>
+      </w:pPr>
+      <w:r>
+        <w:rPr>
+          <w:b w:val="0"/>
+          <w:i w:val="0"/>
+          <w:color w:val="52514E"/>
+          <w:sz w:val="18"/>
+        </w:rPr>
+        <w:t>Messages after a breakdown, translated, with a voice note.</w:t>
+      </w:r>
+    </w:p>
+    <w:p>
+      <w:pPr>
+        <w:pStyle w:val="Heading2"/>
+        <w:keepNext/>
+      </w:pPr>
+      <w:r>
+        <w:rPr>
+          <w:b w:val="0"/>
+          <w:i w:val="0"/>
+        </w:rPr>
+        <w:t>5. Check that it is working</w:t>
+      </w:r>
+    </w:p>
+    <w:p>
+      <w:r>
+        <w:rPr>
+          <w:b/>
+          <w:i w:val="0"/>
+        </w:rPr>
+        <w:t>Insights</w:t>
+      </w:r>
+      <w:r>
+        <w:rPr>
+          <w:b w:val="0"/>
+          <w:i w:val="0"/>
+        </w:rPr>
+        <w:t xml:space="preserve"> shows the measured waits for any date range:</w:t>
+      </w:r>
+    </w:p>
+    <w:p>
+      <w:pPr>
+        <w:tabs>
+          <w:tab w:pos="340" w:val="left"/>
+        </w:tabs>
+        <w:spacing w:after="40"/>
+        <w:ind w:left="340" w:hanging="255"/>
+      </w:pPr>
+      <w:r>
+        <w:rPr>
+          <w:color w:val="1C5CAB"/>
+        </w:rPr>
+        <w:t>•</w:t>
+        <w:tab/>
+      </w:r>
+      <w:r>
+        <w:rPr>
+          <w:b w:val="0"/>
+          <w:i w:val="0"/>
+        </w:rPr>
+        <w:t>the long wait (90th percentile) and the typical (median) wait, from arrival to the treatment room;</w:t>
+      </w:r>
+    </w:p>
+    <w:p>
+      <w:pPr>
+        <w:tabs>
+          <w:tab w:pos="340" w:val="left"/>
+        </w:tabs>
+        <w:spacing w:after="40"/>
+        <w:ind w:left="340" w:hanging="255"/>
+      </w:pPr>
+      <w:r>
+        <w:rPr>
+          <w:color w:val="1C5CAB"/>
+        </w:rPr>
+        <w:t>•</w:t>
+        <w:tab/>
+      </w:r>
+      <w:r>
+        <w:rPr>
+          <w:b w:val="0"/>
+          <w:i w:val="0"/>
+        </w:rPr>
+        <w:t>the share of patients treated on time, and the share more than an hour late;</w:t>
+      </w:r>
+    </w:p>
+    <w:p>
+      <w:pPr>
+        <w:tabs>
+          <w:tab w:pos="340" w:val="left"/>
+        </w:tabs>
+        <w:spacing w:after="40"/>
+        <w:ind w:left="340" w:hanging="255"/>
+      </w:pPr>
+      <w:r>
+        <w:rPr>
+          <w:color w:val="1C5CAB"/>
+        </w:rPr>
+        <w:t>•</w:t>
+        <w:tab/>
+      </w:r>
+      <w:r>
+        <w:rPr>
+          <w:b w:val="0"/>
+          <w:i w:val="0"/>
+        </w:rPr>
+        <w:t>patients sent back, new starts postponed, and fractions added at the end of courses.</w:t>
+      </w:r>
+    </w:p>
+    <w:p>
+      <w:r>
+        <w:rPr>
+          <w:b w:val="0"/>
+          <w:i w:val="0"/>
+        </w:rPr>
+        <w:t>The chart compares each day with the department's baseline (108.6 minutes) and the pilot target (25% lower).</w:t>
+      </w:r>
+    </w:p>
+    <w:p>
+      <w:pPr>
+        <w:keepNext/>
+        <w:jc w:val="center"/>
+      </w:pPr>
+      <w:r>
+        <w:drawing>
+          <wp:inline xmlns:a="http://schemas.openxmlformats.org/drawingml/2006/main" xmlns:pic="http://schemas.openxmlformats.org/drawingml/2006/picture">
             <wp:extent cx="5669280" cy="3326828"/>
-            <wp:docPr id="8" name="Picture 8"/>
+            <wp:docPr id="12" name="Picture 12"/>
             <wp:cNvGraphicFramePr>
               <a:graphicFrameLocks noChangeAspect="1"/>
             </wp:cNvGraphicFramePr>
@@ -2047,7 +2999,7 @@
                     <pic:cNvPicPr/>
                   </pic:nvPicPr>
                   <pic:blipFill>
-                    <a:blip r:embed="rId18"/>
+                    <a:blip r:embed="rId22"/>
                     <a:stretch>
                       <a:fillRect/>
                     </a:stretch>
@@ -2178,7 +3130,7 @@
           <w:b w:val="0"/>
           <w:i w:val="0"/>
         </w:rPr>
-        <w:t>It never changes a time, sends a patient back or messages anyone without a person's approval.</w:t>
+        <w:t>It never changes a time, sends a patient back or messages anyone without a person's approval. A technologist presses send on every WhatsApp message.</w:t>
       </w:r>
     </w:p>
     <w:p>
@@ -2201,38 +3153,7 @@
           <w:b w:val="0"/>
           <w:i w:val="0"/>
         </w:rPr>
-        <w:t>It never sends names or hospital numbers to an AI service.</w:t>
-      </w:r>
-    </w:p>
-    <w:p>
-      <w:r>
-        <w:br w:type="page"/>
-      </w:r>
-    </w:p>
-    <w:p>
-      <w:pPr>
-        <w:pStyle w:val="Heading1"/>
-        <w:keepNext/>
-      </w:pPr>
-      <w:r>
-        <w:rPr>
-          <w:b w:val="0"/>
-          <w:i w:val="0"/>
-        </w:rPr>
-        <w:t>Part B · Showing it in a demo</w:t>
-      </w:r>
-    </w:p>
-    <w:p>
-      <w:pPr>
-        <w:pStyle w:val="Heading2"/>
-        <w:keepNext/>
-      </w:pPr>
-      <w:r>
-        <w:rPr>
-          <w:b w:val="0"/>
-          <w:i w:val="0"/>
-        </w:rPr>
-        <w:t>Before the demo (15 minutes)</w:t>
+        <w:t>It never sends names, hospital numbers or phone numbers to an AI service. Only the message text goes to Sarvam AI.</w:t>
       </w:r>
     </w:p>
     <w:p>
@@ -2247,7 +3168,7 @@
         <w:rPr>
           <w:color w:val="1C5CAB"/>
         </w:rPr>
-        <w:t>1.</w:t>
+        <w:t>•</w:t>
         <w:tab/>
       </w:r>
       <w:r>
@@ -2255,23 +3176,38 @@
           <w:b w:val="0"/>
           <w:i w:val="0"/>
         </w:rPr>
-        <w:t xml:space="preserve">Start the app as described in </w:t>
-      </w:r>
-      <w:hyperlink r:id="rId19">
-        <w:r>
-          <w:rPr>
-            <w:color w:val="1C5CAB"/>
-            <w:u w:val="single"/>
-          </w:rPr>
-          <w:t xml:space="preserve">app/README.md</w:t>
-        </w:r>
-      </w:hyperlink>
+        <w:t>It never uses a translation or an explanation that changes or invents a time.</w:t>
+      </w:r>
+    </w:p>
+    <w:p>
+      <w:r>
+        <w:br w:type="page"/>
+      </w:r>
+    </w:p>
+    <w:p>
+      <w:pPr>
+        <w:pStyle w:val="Heading1"/>
+        <w:keepNext/>
+      </w:pPr>
       <w:r>
         <w:rPr>
           <w:b w:val="0"/>
           <w:i w:val="0"/>
         </w:rPr>
-        <w:t>: the CARE backend, the RAD-SMART plugin and care_fe.</w:t>
+        <w:t>Part B · Showing it in a demo</w:t>
+      </w:r>
+    </w:p>
+    <w:p>
+      <w:pPr>
+        <w:pStyle w:val="Heading2"/>
+        <w:keepNext/>
+      </w:pPr>
+      <w:r>
+        <w:rPr>
+          <w:b w:val="0"/>
+          <w:i w:val="0"/>
+        </w:rPr>
+        <w:t>Before the demo (15 minutes)</w:t>
       </w:r>
     </w:p>
     <w:p>
@@ -2286,22 +3222,31 @@
         <w:rPr>
           <w:color w:val="1C5CAB"/>
         </w:rPr>
-        <w:t>2.</w:t>
+        <w:t>1.</w:t>
         <w:tab/>
-      </w:r>
-      <w:r>
-        <w:rPr>
-          <w:b/>
-          <w:i w:val="0"/>
-        </w:rPr>
-        <w:t>Refresh the demonstration data</w:t>
       </w:r>
       <w:r>
         <w:rPr>
           <w:b w:val="0"/>
           <w:i w:val="0"/>
         </w:rPr>
-        <w:t xml:space="preserve"> so today's board is played out up to the current time (command below). On a weekend or a holiday, the demo shows the next working day.</w:t>
+        <w:t xml:space="preserve">Start the app as described in </w:t>
+      </w:r>
+      <w:hyperlink r:id="rId23">
+        <w:r>
+          <w:rPr>
+            <w:color w:val="1C5CAB"/>
+            <w:u w:val="single"/>
+          </w:rPr>
+          <w:t xml:space="preserve">app/README.md</w:t>
+        </w:r>
+      </w:hyperlink>
+      <w:r>
+        <w:rPr>
+          <w:b w:val="0"/>
+          <w:i w:val="0"/>
+        </w:rPr>
+        <w:t>: the CARE backend, the RAD-SMART plugin and care_fe.</w:t>
       </w:r>
     </w:p>
     <w:p>
@@ -2316,6 +3261,36 @@
         <w:rPr>
           <w:color w:val="1C5CAB"/>
         </w:rPr>
+        <w:t>2.</w:t>
+        <w:tab/>
+      </w:r>
+      <w:r>
+        <w:rPr>
+          <w:b/>
+          <w:i w:val="0"/>
+        </w:rPr>
+        <w:t>Refresh the demonstration data</w:t>
+      </w:r>
+      <w:r>
+        <w:rPr>
+          <w:b w:val="0"/>
+          <w:i w:val="0"/>
+        </w:rPr>
+        <w:t xml:space="preserve"> so today's board is played out up to the current time (command below). On a weekend or a holiday, the demo shows the next working day.</w:t>
+      </w:r>
+    </w:p>
+    <w:p>
+      <w:pPr>
+        <w:tabs>
+          <w:tab w:pos="340" w:val="left"/>
+        </w:tabs>
+        <w:spacing w:after="40"/>
+        <w:ind w:left="340" w:hanging="255"/>
+      </w:pPr>
+      <w:r>
+        <w:rPr>
+          <w:color w:val="1C5CAB"/>
+        </w:rPr>
         <w:t>3.</w:t>
         <w:tab/>
       </w:r>
@@ -2451,6 +3426,57 @@
           <w:color w:val="1C5CAB"/>
         </w:rPr>
         <w:t>5.</w:t>
+        <w:tab/>
+      </w:r>
+      <w:r>
+        <w:rPr>
+          <w:b w:val="0"/>
+          <w:i w:val="0"/>
+        </w:rPr>
+        <w:t xml:space="preserve">To show the patient's side, open the patient's page on a phone (or a narrow browser window) from </w:t>
+      </w:r>
+      <w:r>
+        <w:rPr>
+          <w:b/>
+          <w:i w:val="0"/>
+        </w:rPr>
+        <w:t>Open the page</w:t>
+      </w:r>
+      <w:r>
+        <w:rPr>
+          <w:b w:val="0"/>
+          <w:i w:val="0"/>
+        </w:rPr>
+        <w:t xml:space="preserve"> on the course. Messages, voice notes and Explain need Sarvam AI: check that the header shows </w:t>
+      </w:r>
+      <w:r>
+        <w:rPr>
+          <w:b/>
+          <w:i w:val="0"/>
+        </w:rPr>
+        <w:t>Sarvam AI on</w:t>
+      </w:r>
+      <w:r>
+        <w:rPr>
+          <w:b w:val="0"/>
+          <w:i w:val="0"/>
+        </w:rPr>
+        <w:t>. Without it, everything still works in English.</w:t>
+      </w:r>
+    </w:p>
+    <w:p>
+      <w:pPr>
+        <w:tabs>
+          <w:tab w:pos="340" w:val="left"/>
+        </w:tabs>
+        <w:spacing w:after="40"/>
+        <w:ind w:left="340" w:hanging="255"/>
+      </w:pPr>
+      <w:r>
+        <w:rPr>
+          <w:color w:val="1C5CAB"/>
+        </w:rPr>
+        <w:t>6.</w:t>
         <w:tab/>
       </w:r>
       <w:r>
@@ -2531,7 +3557,7 @@
       <w:tr>
         <w:tc>
           <w:tcPr>
-            <w:tcW w:type="dxa" w:w="590"/>
+            <w:tcW w:type="dxa" w:w="593"/>
             <w:shd w:val="clear" w:color="auto" w:fill="E8EFF9"/>
           </w:tcPr>
           <w:p>
@@ -2550,7 +3576,7 @@
         </w:tc>
         <w:tc>
           <w:tcPr>
-            <w:tcW w:type="dxa" w:w="1607"/>
+            <w:tcW w:type="dxa" w:w="1555"/>
             <w:shd w:val="clear" w:color="auto" w:fill="E8EFF9"/>
           </w:tcPr>
           <w:p>
@@ -2569,7 +3595,7 @@
         </w:tc>
         <w:tc>
           <w:tcPr>
-            <w:tcW w:type="dxa" w:w="3721"/>
+            <w:tcW w:type="dxa" w:w="3745"/>
             <w:shd w:val="clear" w:color="auto" w:fill="E8EFF9"/>
           </w:tcPr>
           <w:p>
@@ -2588,7 +3614,7 @@
         </w:tc>
         <w:tc>
           <w:tcPr>
-            <w:tcW w:type="dxa" w:w="3721"/>
+            <w:tcW w:type="dxa" w:w="3745"/>
             <w:shd w:val="clear" w:color="auto" w:fill="E8EFF9"/>
           </w:tcPr>
           <w:p>
@@ -2609,7 +3635,7 @@
       <w:tr>
         <w:tc>
           <w:tcPr>
-            <w:tcW w:type="dxa" w:w="590"/>
+            <w:tcW w:type="dxa" w:w="593"/>
           </w:tcPr>
           <w:p>
             <w:pPr>
@@ -2627,7 +3653,7 @@
         </w:tc>
         <w:tc>
           <w:tcPr>
-            <w:tcW w:type="dxa" w:w="1607"/>
+            <w:tcW w:type="dxa" w:w="1555"/>
           </w:tcPr>
           <w:p>
             <w:pPr>
@@ -2645,7 +3671,7 @@
         </w:tc>
         <w:tc>
           <w:tcPr>
-            <w:tcW w:type="dxa" w:w="3721"/>
+            <w:tcW w:type="dxa" w:w="3745"/>
           </w:tcPr>
           <w:p>
             <w:pPr>
@@ -2687,7 +3713,7 @@
         </w:tc>
         <w:tc>
           <w:tcPr>
-            <w:tcW w:type="dxa" w:w="3721"/>
+            <w:tcW w:type="dxa" w:w="3745"/>
           </w:tcPr>
           <w:p>
             <w:pPr>
@@ -2707,7 +3733,7 @@
       <w:tr>
         <w:tc>
           <w:tcPr>
-            <w:tcW w:type="dxa" w:w="590"/>
+            <w:tcW w:type="dxa" w:w="593"/>
           </w:tcPr>
           <w:p>
             <w:pPr>
@@ -2725,7 +3751,7 @@
         </w:tc>
         <w:tc>
           <w:tcPr>
-            <w:tcW w:type="dxa" w:w="1607"/>
+            <w:tcW w:type="dxa" w:w="1555"/>
           </w:tcPr>
           <w:p>
             <w:pPr>
@@ -2743,7 +3769,7 @@
         </w:tc>
         <w:tc>
           <w:tcPr>
-            <w:tcW w:type="dxa" w:w="3721"/>
+            <w:tcW w:type="dxa" w:w="3745"/>
           </w:tcPr>
           <w:p>
             <w:pPr>
@@ -2785,7 +3811,7 @@
         </w:tc>
         <w:tc>
           <w:tcPr>
-            <w:tcW w:type="dxa" w:w="3721"/>
+            <w:tcW w:type="dxa" w:w="3745"/>
           </w:tcPr>
           <w:p>
             <w:pPr>
@@ -2805,7 +3831,7 @@
       <w:tr>
         <w:tc>
           <w:tcPr>
-            <w:tcW w:type="dxa" w:w="590"/>
+            <w:tcW w:type="dxa" w:w="593"/>
           </w:tcPr>
           <w:p>
             <w:pPr>
@@ -2823,7 +3849,7 @@
         </w:tc>
         <w:tc>
           <w:tcPr>
-            <w:tcW w:type="dxa" w:w="1607"/>
+            <w:tcW w:type="dxa" w:w="1555"/>
           </w:tcPr>
           <w:p>
             <w:pPr>
@@ -2841,7 +3867,7 @@
         </w:tc>
         <w:tc>
           <w:tcPr>
-            <w:tcW w:type="dxa" w:w="3721"/>
+            <w:tcW w:type="dxa" w:w="3745"/>
           </w:tcPr>
           <w:p>
             <w:pPr>
@@ -2883,7 +3909,7 @@
         </w:tc>
         <w:tc>
           <w:tcPr>
-            <w:tcW w:type="dxa" w:w="3721"/>
+            <w:tcW w:type="dxa" w:w="3745"/>
           </w:tcPr>
           <w:p>
             <w:pPr>
@@ -2903,7 +3929,7 @@
       <w:tr>
         <w:tc>
           <w:tcPr>
-            <w:tcW w:type="dxa" w:w="590"/>
+            <w:tcW w:type="dxa" w:w="593"/>
           </w:tcPr>
           <w:p>
             <w:pPr>
@@ -2915,13 +3941,259 @@
                 <w:i w:val="0"/>
                 <w:sz w:val="18"/>
               </w:rPr>
-              <w:t>2:00</w:t>
+              <w:t>1:40</w:t>
             </w:r>
           </w:p>
         </w:tc>
         <w:tc>
           <w:tcPr>
-            <w:tcW w:type="dxa" w:w="1607"/>
+            <w:tcW w:type="dxa" w:w="1555"/>
+          </w:tcPr>
+          <w:p>
+            <w:pPr>
+              <w:spacing w:after="0"/>
+            </w:pPr>
+            <w:r>
+              <w:rPr>
+                <w:b w:val="0"/>
+                <w:i w:val="0"/>
+                <w:sz w:val="18"/>
+              </w:rPr>
+              <w:t>Proposal (doctor)</w:t>
+            </w:r>
+          </w:p>
+        </w:tc>
+        <w:tc>
+          <w:tcPr>
+            <w:tcW w:type="dxa" w:w="3745"/>
+          </w:tcPr>
+          <w:p>
+            <w:pPr>
+              <w:spacing w:after="0"/>
+            </w:pPr>
+            <w:r>
+              <w:rPr>
+                <w:b/>
+                <w:i w:val="0"/>
+                <w:sz w:val="18"/>
+              </w:rPr>
+              <w:t>Explain in plain words</w:t>
+            </w:r>
+            <w:r>
+              <w:rPr>
+                <w:b w:val="0"/>
+                <w:i w:val="0"/>
+                <w:sz w:val="18"/>
+              </w:rPr>
+              <w:t xml:space="preserve">, then, after approving, point to the QR code and </w:t>
+            </w:r>
+            <w:r>
+              <w:rPr>
+                <w:b/>
+                <w:i w:val="0"/>
+                <w:sz w:val="18"/>
+              </w:rPr>
+              <w:t>Send on WhatsApp</w:t>
+            </w:r>
+          </w:p>
+        </w:tc>
+        <w:tc>
+          <w:tcPr>
+            <w:tcW w:type="dxa" w:w="3745"/>
+          </w:tcPr>
+          <w:p>
+            <w:pPr>
+              <w:spacing w:after="0"/>
+            </w:pPr>
+            <w:r>
+              <w:rPr>
+                <w:b w:val="0"/>
+                <w:i w:val="0"/>
+                <w:sz w:val="18"/>
+              </w:rPr>
+              <w:t>"Sarvam AI explains the time in the patient's language. Any invented time is thrown away."</w:t>
+            </w:r>
+          </w:p>
+        </w:tc>
+      </w:tr>
+      <w:tr>
+        <w:tc>
+          <w:tcPr>
+            <w:tcW w:type="dxa" w:w="593"/>
+          </w:tcPr>
+          <w:p>
+            <w:pPr>
+              <w:spacing w:after="0"/>
+            </w:pPr>
+            <w:r>
+              <w:rPr>
+                <w:b w:val="0"/>
+                <w:i w:val="0"/>
+                <w:sz w:val="18"/>
+              </w:rPr>
+              <w:t>2:10</w:t>
+            </w:r>
+          </w:p>
+        </w:tc>
+        <w:tc>
+          <w:tcPr>
+            <w:tcW w:type="dxa" w:w="1555"/>
+          </w:tcPr>
+          <w:p>
+            <w:pPr>
+              <w:spacing w:after="0"/>
+            </w:pPr>
+            <w:r>
+              <w:rPr>
+                <w:b w:val="0"/>
+                <w:i w:val="0"/>
+                <w:sz w:val="18"/>
+              </w:rPr>
+              <w:t>Phone (patient)</w:t>
+            </w:r>
+          </w:p>
+        </w:tc>
+        <w:tc>
+          <w:tcPr>
+            <w:tcW w:type="dxa" w:w="3745"/>
+          </w:tcPr>
+          <w:p>
+            <w:pPr>
+              <w:spacing w:after="0"/>
+            </w:pPr>
+            <w:r>
+              <w:rPr>
+                <w:b w:val="0"/>
+                <w:i w:val="0"/>
+                <w:sz w:val="18"/>
+              </w:rPr>
+              <w:t xml:space="preserve">Show the patient's page in Kannada; play the voice note; tap </w:t>
+            </w:r>
+            <w:r>
+              <w:rPr>
+                <w:b/>
+                <w:i w:val="0"/>
+                <w:sz w:val="18"/>
+              </w:rPr>
+              <w:t>I am on my way</w:t>
+            </w:r>
+          </w:p>
+        </w:tc>
+        <w:tc>
+          <w:tcPr>
+            <w:tcW w:type="dxa" w:w="3745"/>
+          </w:tcPr>
+          <w:p>
+            <w:pPr>
+              <w:spacing w:after="0"/>
+            </w:pPr>
+            <w:r>
+              <w:rPr>
+                <w:b w:val="0"/>
+                <w:i w:val="0"/>
+                <w:sz w:val="18"/>
+              </w:rPr>
+              <w:t>"No app, no login. The patient hears the message in their language."</w:t>
+            </w:r>
+          </w:p>
+        </w:tc>
+      </w:tr>
+      <w:tr>
+        <w:tc>
+          <w:tcPr>
+            <w:tcW w:type="dxa" w:w="593"/>
+          </w:tcPr>
+          <w:p>
+            <w:pPr>
+              <w:spacing w:after="0"/>
+            </w:pPr>
+            <w:r>
+              <w:rPr>
+                <w:b w:val="0"/>
+                <w:i w:val="0"/>
+                <w:sz w:val="18"/>
+              </w:rPr>
+              <w:t>2:40</w:t>
+            </w:r>
+          </w:p>
+        </w:tc>
+        <w:tc>
+          <w:tcPr>
+            <w:tcW w:type="dxa" w:w="1555"/>
+          </w:tcPr>
+          <w:p>
+            <w:pPr>
+              <w:spacing w:after="0"/>
+            </w:pPr>
+            <w:r>
+              <w:rPr>
+                <w:b w:val="0"/>
+                <w:i w:val="0"/>
+                <w:sz w:val="18"/>
+              </w:rPr>
+              <w:t>Check-in (reception)</w:t>
+            </w:r>
+          </w:p>
+        </w:tc>
+        <w:tc>
+          <w:tcPr>
+            <w:tcW w:type="dxa" w:w="3745"/>
+          </w:tcPr>
+          <w:p>
+            <w:pPr>
+              <w:spacing w:after="0"/>
+            </w:pPr>
+            <w:r>
+              <w:rPr>
+                <w:b w:val="0"/>
+                <w:i w:val="0"/>
+                <w:sz w:val="18"/>
+              </w:rPr>
+              <w:t>Type or scan the six-letter code</w:t>
+            </w:r>
+          </w:p>
+        </w:tc>
+        <w:tc>
+          <w:tcPr>
+            <w:tcW w:type="dxa" w:w="3745"/>
+          </w:tcPr>
+          <w:p>
+            <w:pPr>
+              <w:spacing w:after="0"/>
+            </w:pPr>
+            <w:r>
+              <w:rPr>
+                <w:b w:val="0"/>
+                <w:i w:val="0"/>
+                <w:sz w:val="18"/>
+              </w:rPr>
+              <w:t>"Reception scans the phone. The board shows the patient waiting."</w:t>
+            </w:r>
+          </w:p>
+        </w:tc>
+      </w:tr>
+      <w:tr>
+        <w:tc>
+          <w:tcPr>
+            <w:tcW w:type="dxa" w:w="593"/>
+          </w:tcPr>
+          <w:p>
+            <w:pPr>
+              <w:spacing w:after="0"/>
+            </w:pPr>
+            <w:r>
+              <w:rPr>
+                <w:b w:val="0"/>
+                <w:i w:val="0"/>
+                <w:sz w:val="18"/>
+              </w:rPr>
+              <w:t>3:00</w:t>
+            </w:r>
+          </w:p>
+        </w:tc>
+        <w:tc>
+          <w:tcPr>
+            <w:tcW w:type="dxa" w:w="1555"/>
           </w:tcPr>
           <w:p>
             <w:pPr>
@@ -2939,7 +4211,7 @@
         </w:tc>
         <w:tc>
           <w:tcPr>
-            <w:tcW w:type="dxa" w:w="3721"/>
+            <w:tcW w:type="dxa" w:w="3745"/>
           </w:tcPr>
           <w:p>
             <w:pPr>
@@ -2951,7 +4223,7 @@
                 <w:i w:val="0"/>
                 <w:sz w:val="18"/>
               </w:rPr>
-              <w:t xml:space="preserve">Show the green rule check and the timeline; tap </w:t>
+              <w:t xml:space="preserve">Show the rule check, the timeline and </w:t>
             </w:r>
             <w:r>
               <w:rPr>
@@ -2959,7 +4231,7 @@
                 <w:i w:val="0"/>
                 <w:sz w:val="18"/>
               </w:rPr>
-              <w:t>Arrived</w:t>
+              <w:t>From patients' phones</w:t>
             </w:r>
             <w:r>
               <w:rPr>
@@ -2967,7 +4239,7 @@
                 <w:i w:val="0"/>
                 <w:sz w:val="18"/>
               </w:rPr>
-              <w:t xml:space="preserve">, </w:t>
+              <w:t xml:space="preserve">; tap </w:t>
             </w:r>
             <w:r>
               <w:rPr>
@@ -2993,19 +4265,11 @@
               </w:rPr>
               <w:t>Out</w:t>
             </w:r>
-            <w:r>
-              <w:rPr>
-                <w:b w:val="0"/>
-                <w:i w:val="0"/>
-                <w:sz w:val="18"/>
-              </w:rPr>
-              <w:t xml:space="preserve"> for one patient</w:t>
-            </w:r>
           </w:p>
         </w:tc>
         <w:tc>
           <w:tcPr>
-            <w:tcW w:type="dxa" w:w="3721"/>
+            <w:tcW w:type="dxa" w:w="3745"/>
           </w:tcPr>
           <w:p>
             <w:pPr>
@@ -3025,105 +4289,7 @@
       <w:tr>
         <w:tc>
           <w:tcPr>
-            <w:tcW w:type="dxa" w:w="590"/>
-          </w:tcPr>
-          <w:p>
-            <w:pPr>
-              <w:spacing w:after="0"/>
-            </w:pPr>
-            <w:r>
-              <w:rPr>
-                <w:b w:val="0"/>
-                <w:i w:val="0"/>
-                <w:sz w:val="18"/>
-              </w:rPr>
-              <w:t>2:45</w:t>
-            </w:r>
-          </w:p>
-        </w:tc>
-        <w:tc>
-          <w:tcPr>
-            <w:tcW w:type="dxa" w:w="1607"/>
-          </w:tcPr>
-          <w:p>
-            <w:pPr>
-              <w:spacing w:after="0"/>
-            </w:pPr>
-            <w:r>
-              <w:rPr>
-                <w:b w:val="0"/>
-                <w:i w:val="0"/>
-                <w:sz w:val="18"/>
-              </w:rPr>
-              <w:t>Course (technologist)</w:t>
-            </w:r>
-          </w:p>
-        </w:tc>
-        <w:tc>
-          <w:tcPr>
-            <w:tcW w:type="dxa" w:w="3721"/>
-          </w:tcPr>
-          <w:p>
-            <w:pPr>
-              <w:spacing w:after="0"/>
-            </w:pPr>
-            <w:r>
-              <w:rPr>
-                <w:b w:val="0"/>
-                <w:i w:val="0"/>
-                <w:sz w:val="18"/>
-              </w:rPr>
-              <w:t xml:space="preserve">Patient asks for 16:00: </w:t>
-            </w:r>
-            <w:r>
-              <w:rPr>
-                <w:b/>
-                <w:i w:val="0"/>
-                <w:sz w:val="18"/>
-              </w:rPr>
-              <w:t>Find a time</w:t>
-            </w:r>
-            <w:r>
-              <w:rPr>
-                <w:b w:val="0"/>
-                <w:i w:val="0"/>
-                <w:sz w:val="18"/>
-              </w:rPr>
-              <w:t xml:space="preserve">, then </w:t>
-            </w:r>
-            <w:r>
-              <w:rPr>
-                <w:b/>
-                <w:i w:val="0"/>
-                <w:sz w:val="18"/>
-              </w:rPr>
-              <w:t>Approve</w:t>
-            </w:r>
-          </w:p>
-        </w:tc>
-        <w:tc>
-          <w:tcPr>
-            <w:tcW w:type="dxa" w:w="3721"/>
-          </w:tcPr>
-          <w:p>
-            <w:pPr>
-              <w:spacing w:after="0"/>
-            </w:pPr>
-            <w:r>
-              <w:rPr>
-                <w:b w:val="0"/>
-                <w:i w:val="0"/>
-                <w:sz w:val="18"/>
-              </w:rPr>
-              <w:t>"The nearest time that keeps every rule, for everyone."</w:t>
-            </w:r>
-          </w:p>
-        </w:tc>
-      </w:tr>
-      <w:tr>
-        <w:tc>
-          <w:tcPr>
-            <w:tcW w:type="dxa" w:w="590"/>
+            <w:tcW w:type="dxa" w:w="593"/>
           </w:tcPr>
           <w:p>
             <w:pPr>
@@ -3141,7 +4307,7 @@
         </w:tc>
         <w:tc>
           <w:tcPr>
-            <w:tcW w:type="dxa" w:w="1607"/>
+            <w:tcW w:type="dxa" w:w="1555"/>
           </w:tcPr>
           <w:p>
             <w:pPr>
@@ -3159,7 +4325,7 @@
         </w:tc>
         <w:tc>
           <w:tcPr>
-            <w:tcW w:type="dxa" w:w="3721"/>
+            <w:tcW w:type="dxa" w:w="3745"/>
           </w:tcPr>
           <w:p>
             <w:pPr>
@@ -3179,7 +4345,7 @@
                 <w:i w:val="0"/>
                 <w:sz w:val="18"/>
               </w:rPr>
-              <w:t xml:space="preserve">, 2 hours: show the summary and the list, then </w:t>
+              <w:t xml:space="preserve">, 2 hours: show the summary, </w:t>
             </w:r>
             <w:r>
               <w:rPr>
@@ -3189,11 +4355,59 @@
               </w:rPr>
               <w:t>Approve and notify</w:t>
             </w:r>
+            <w:r>
+              <w:rPr>
+                <w:b w:val="0"/>
+                <w:i w:val="0"/>
+                <w:sz w:val="18"/>
+              </w:rPr>
+              <w:t xml:space="preserve">, then </w:t>
+            </w:r>
+            <w:r>
+              <w:rPr>
+                <w:b/>
+                <w:i w:val="0"/>
+                <w:sz w:val="18"/>
+              </w:rPr>
+              <w:t>Open messages</w:t>
+            </w:r>
+            <w:r>
+              <w:rPr>
+                <w:b w:val="0"/>
+                <w:i w:val="0"/>
+                <w:sz w:val="18"/>
+              </w:rPr>
+              <w:t xml:space="preserve">: </w:t>
+            </w:r>
+            <w:r>
+              <w:rPr>
+                <w:b/>
+                <w:i w:val="0"/>
+                <w:sz w:val="18"/>
+              </w:rPr>
+              <w:t>Listen</w:t>
+            </w:r>
+            <w:r>
+              <w:rPr>
+                <w:b w:val="0"/>
+                <w:i w:val="0"/>
+                <w:sz w:val="18"/>
+              </w:rPr>
+              <w:t xml:space="preserve">, </w:t>
+            </w:r>
+            <w:r>
+              <w:rPr>
+                <w:b/>
+                <w:i w:val="0"/>
+                <w:sz w:val="18"/>
+              </w:rPr>
+              <w:t>Open WhatsApp</w:t>
+            </w:r>
           </w:p>
         </w:tc>
         <w:tc>
           <w:tcPr>
-            <w:tcW w:type="dxa" w:w="3721"/>
+            <w:tcW w:type="dxa" w:w="3745"/>
           </w:tcPr>
           <w:p>
             <w:pPr>
@@ -3205,7 +4419,7 @@
                 <w:i w:val="0"/>
                 <w:sz w:val="18"/>
               </w:rPr>
-              <w:t>"A new plan in seconds, under the department's own rules. Patients at home are told to come later."</w:t>
+              <w:t>"A new plan in seconds, under the department's own rules. Every patient's message is drafted in their language."</w:t>
             </w:r>
           </w:p>
         </w:tc>
@@ -3213,7 +4427,7 @@
       <w:tr>
         <w:tc>
           <w:tcPr>
-            <w:tcW w:type="dxa" w:w="590"/>
+            <w:tcW w:type="dxa" w:w="593"/>
           </w:tcPr>
           <w:p>
             <w:pPr>
@@ -3231,7 +4445,7 @@
         </w:tc>
         <w:tc>
           <w:tcPr>
-            <w:tcW w:type="dxa" w:w="1607"/>
+            <w:tcW w:type="dxa" w:w="1555"/>
           </w:tcPr>
           <w:p>
             <w:pPr>
@@ -3249,7 +4463,7 @@
         </w:tc>
         <w:tc>
           <w:tcPr>
-            <w:tcW w:type="dxa" w:w="3721"/>
+            <w:tcW w:type="dxa" w:w="3745"/>
           </w:tcPr>
           <w:p>
             <w:pPr>
@@ -3267,7 +4481,7 @@
         </w:tc>
         <w:tc>
           <w:tcPr>
-            <w:tcW w:type="dxa" w:w="3721"/>
+            <w:tcW w:type="dxa" w:w="3745"/>
           </w:tcPr>
           <w:p>
             <w:pPr>
@@ -3493,7 +4707,37 @@
           <w:b w:val="0"/>
           <w:i w:val="0"/>
         </w:rPr>
-        <w:t xml:space="preserve"> Planning, the rule check and the board run on the hospital's own server. Sending messages needs the SMS or WhatsApp gateway. If the language model is unavailable, staff still see the reasons and the fixed message templates still work.</w:t>
+        <w:t xml:space="preserve"> Planning, the rule check, the board and check-in run on the hospital's own server. Translation, voice notes and Explain need Sarvam AI over the internet; without it, messages go in English and staff see RAD-SMART's own reasons. Messages are sent from the department's WhatsApp.</w:t>
+      </w:r>
+    </w:p>
+    <w:p>
+      <w:pPr>
+        <w:tabs>
+          <w:tab w:pos="340" w:val="left"/>
+        </w:tabs>
+        <w:spacing w:after="40"/>
+        <w:ind w:left="340" w:hanging="255"/>
+      </w:pPr>
+      <w:r>
+        <w:rPr>
+          <w:color w:val="1C5CAB"/>
+        </w:rPr>
+        <w:t>•</w:t>
+        <w:tab/>
+      </w:r>
+      <w:r>
+        <w:rPr>
+          <w:b/>
+          <w:i w:val="0"/>
+        </w:rPr>
+        <w:t>"What if the translation is wrong?"</w:t>
+      </w:r>
+      <w:r>
+        <w:rPr>
+          <w:b w:val="0"/>
+          <w:i w:val="0"/>
+        </w:rPr>
+        <w:t xml:space="preserve"> A translation that drops or changes a time is never used. In our test, 112 of 112 translations in four languages kept every time. (Sarvam has no Tulu model: Tulu speakers get Kannada, and staff can record a Tulu voice note.) Native speakers at the department rate every translation before the pilot.</w:t>
       </w:r>
     </w:p>
     <w:p>

--- a/docs/RAD-SMART_User_Guide.docx
+++ b/docs/RAD-SMART_User_Guide.docx
@@ -3207,7 +3207,196 @@
           <w:b w:val="0"/>
           <w:i w:val="0"/>
         </w:rPr>
-        <w:t>Before the demo (15 minutes)</w:t>
+        <w:t>The quickest way: the online demonstration</w:t>
+      </w:r>
+    </w:p>
+    <w:p>
+      <w:r>
+        <w:rPr>
+          <w:b w:val="0"/>
+          <w:i w:val="0"/>
+        </w:rPr>
+        <w:t xml:space="preserve">Open https://radsmart.braveglacier-5f9807f7.uaenorth.azurecontainerapps.io/try/ in any browser. Click </w:t>
+      </w:r>
+      <w:r>
+        <w:rPr>
+          <w:b/>
+          <w:i w:val="0"/>
+        </w:rPr>
+        <w:t>Doctor</w:t>
+      </w:r>
+      <w:r>
+        <w:rPr>
+          <w:b w:val="0"/>
+          <w:i w:val="0"/>
+        </w:rPr>
+        <w:t xml:space="preserve">, </w:t>
+      </w:r>
+      <w:r>
+        <w:rPr>
+          <w:b/>
+          <w:i w:val="0"/>
+        </w:rPr>
+        <w:t>Reception</w:t>
+      </w:r>
+      <w:r>
+        <w:rPr>
+          <w:b w:val="0"/>
+          <w:i w:val="0"/>
+        </w:rPr>
+        <w:t xml:space="preserve">, </w:t>
+      </w:r>
+      <w:r>
+        <w:rPr>
+          <w:b/>
+          <w:i w:val="0"/>
+        </w:rPr>
+        <w:t>Technologist</w:t>
+      </w:r>
+      <w:r>
+        <w:rPr>
+          <w:b w:val="0"/>
+          <w:i w:val="0"/>
+        </w:rPr>
+        <w:t xml:space="preserve"> or </w:t>
+      </w:r>
+      <w:r>
+        <w:rPr>
+          <w:b/>
+          <w:i w:val="0"/>
+        </w:rPr>
+        <w:t>Patient</w:t>
+      </w:r>
+      <w:r>
+        <w:rPr>
+          <w:b w:val="0"/>
+          <w:i w:val="0"/>
+        </w:rPr>
+        <w:t xml:space="preserve"> to go straight in, with no password. Every patient is synthetic.</w:t>
+      </w:r>
+    </w:p>
+    <w:p>
+      <w:pPr>
+        <w:tabs>
+          <w:tab w:pos="340" w:val="left"/>
+        </w:tabs>
+        <w:spacing w:after="40"/>
+        <w:ind w:left="340" w:hanging="255"/>
+      </w:pPr>
+      <w:r>
+        <w:rPr>
+          <w:color w:val="1C5CAB"/>
+        </w:rPr>
+        <w:t>•</w:t>
+        <w:tab/>
+      </w:r>
+      <w:r>
+        <w:rPr>
+          <w:b w:val="0"/>
+          <w:i w:val="0"/>
+        </w:rPr>
+        <w:t xml:space="preserve">If the department clock there is outside the working day, click </w:t>
+      </w:r>
+      <w:r>
+        <w:rPr>
+          <w:b/>
+          <w:i w:val="0"/>
+        </w:rPr>
+        <w:t>Start a fresh day at 10:30</w:t>
+      </w:r>
+      <w:r>
+        <w:rPr>
+          <w:b w:val="0"/>
+          <w:i w:val="0"/>
+        </w:rPr>
+        <w:t>. The page refreshes itself until the day is ready.</w:t>
+      </w:r>
+    </w:p>
+    <w:p>
+      <w:pPr>
+        <w:tabs>
+          <w:tab w:pos="340" w:val="left"/>
+        </w:tabs>
+        <w:spacing w:after="40"/>
+        <w:ind w:left="340" w:hanging="255"/>
+      </w:pPr>
+      <w:r>
+        <w:rPr>
+          <w:color w:val="1C5CAB"/>
+        </w:rPr>
+        <w:t>•</w:t>
+        <w:tab/>
+      </w:r>
+      <w:r>
+        <w:rPr>
+          <w:b w:val="0"/>
+          <w:i w:val="0"/>
+        </w:rPr>
+        <w:t xml:space="preserve">To show a message arriving on a phone, open an approved course, scan its </w:t>
+      </w:r>
+      <w:r>
+        <w:rPr>
+          <w:b/>
+          <w:i w:val="0"/>
+        </w:rPr>
+        <w:t>Telegram (demonstration)</w:t>
+      </w:r>
+      <w:r>
+        <w:rPr>
+          <w:b w:val="0"/>
+          <w:i w:val="0"/>
+        </w:rPr>
+        <w:t xml:space="preserve"> code with the phone and press START in the bot's chat. Then click </w:t>
+      </w:r>
+      <w:r>
+        <w:rPr>
+          <w:b/>
+          <w:i w:val="0"/>
+        </w:rPr>
+        <w:t>Send on Telegram</w:t>
+      </w:r>
+      <w:r>
+        <w:rPr>
+          <w:b w:val="0"/>
+          <w:i w:val="0"/>
+        </w:rPr>
+        <w:t xml:space="preserve"> on the Messages page. The patient gets the text, the voice note and the reply buttons. In real use the same message goes by WhatsApp.</w:t>
+      </w:r>
+    </w:p>
+    <w:p>
+      <w:pPr>
+        <w:tabs>
+          <w:tab w:pos="340" w:val="left"/>
+        </w:tabs>
+        <w:spacing w:after="40"/>
+        <w:ind w:left="340" w:hanging="255"/>
+      </w:pPr>
+      <w:r>
+        <w:rPr>
+          <w:color w:val="1C5CAB"/>
+        </w:rPr>
+        <w:t>•</w:t>
+        <w:tab/>
+      </w:r>
+      <w:r>
+        <w:rPr>
+          <w:b w:val="0"/>
+          <w:i w:val="0"/>
+        </w:rPr>
+        <w:t>Everyone who tries it shares the one demonstration. It starts again every morning at 05:30 IST.</w:t>
+      </w:r>
+    </w:p>
+    <w:p>
+      <w:pPr>
+        <w:pStyle w:val="Heading2"/>
+        <w:keepNext/>
+      </w:pPr>
+      <w:r>
+        <w:rPr>
+          <w:b w:val="0"/>
+          <w:i w:val="0"/>
+        </w:rPr>
+        <w:t>Before the demo on your own CARE (15 minutes)</w:t>
       </w:r>
     </w:p>
     <w:p>
@@ -4783,7 +4972,7 @@
           <w:b w:val="0"/>
           <w:i/>
         </w:rPr>
-        <w:t>RAD-SMART proposes; a doctor or technologist decides. It is not a medical device. The demo uses synthetic data on a local copy of CARE.</w:t>
+        <w:t>RAD-SMART proposes; a doctor or technologist decides. It is not a medical device. The demo uses synthetic data only, online or on a local copy of CARE.</w:t>
       </w:r>
     </w:p>
     <w:sectPr>

--- a/docs/RAD-SMART_User_Guide.docx
+++ b/docs/RAD-SMART_User_Guide.docx
@@ -4949,6 +4949,36 @@
           <w:b/>
           <w:i w:val="0"/>
         </w:rPr>
+        <w:t>"Where does it run? Is it production-ready?"</w:t>
+      </w:r>
+      <w:r>
+        <w:rPr>
+          <w:b w:val="0"/>
+          <w:i w:val="0"/>
+        </w:rPr>
+        <w:t xml:space="preserve"> It is live on Microsoft Azure now, as one Docker image built on CARE's production image, with a managed PostgreSQL database and HTTPS, deployed by one script. The pilot runs the same image with demonstration mode off, on the hospital's own server or in an Indian Azure region, after the hospital's IT, data-protection and ethics approvals.</w:t>
+      </w:r>
+    </w:p>
+    <w:p>
+      <w:pPr>
+        <w:tabs>
+          <w:tab w:pos="340" w:val="left"/>
+        </w:tabs>
+        <w:spacing w:after="40"/>
+        <w:ind w:left="340" w:hanging="255"/>
+      </w:pPr>
+      <w:r>
+        <w:rPr>
+          <w:color w:val="1C5CAB"/>
+        </w:rPr>
+        <w:t>•</w:t>
+        <w:tab/>
+      </w:r>
+      <w:r>
+        <w:rPr>
+          <w:b/>
+          <w:i w:val="0"/>
+        </w:rPr>
         <w:t>"What does staff have to do extra?"</w:t>
       </w:r>
       <w:r>

--- a/docs/RAD-SMART_User_Guide.docx
+++ b/docs/RAD-SMART_User_Guide.docx
@@ -739,7 +739,7 @@
           <w:b w:val="0"/>
           <w:i w:val="0"/>
         </w:rPr>
-        <w:t xml:space="preserve">, tick what matters for this patient: public transport, hospice bus, ABC or breast board, a time window, gap-sensitive course, preferred time, and so on. </w:t>
+        <w:t xml:space="preserve">, tick what matters for this patient: public transport, hospice bus, ABC or breast board, a time window, gap-sensitive course, a preferred part of the day (morning 08:30-12:00, afternoon 12:00-17:00 or evening 17:00-21:00), and so on. </w:t>
       </w:r>
       <w:r>
         <w:rPr>
@@ -1368,7 +1368,7 @@
           <w:b w:val="0"/>
           <w:i w:val="0"/>
         </w:rPr>
-        <w:t>. Nothing changes until staff decide; a patient can send at most six replies a day.</w:t>
+        <w:t>, where the patient chooses morning, afternoon or evening. Nothing changes until staff decide; a patient can send at most six replies a day.</w:t>
       </w:r>
     </w:p>
     <w:p>
@@ -1606,7 +1606,35 @@
           <w:b w:val="0"/>
           <w:i w:val="0"/>
         </w:rPr>
-        <w:t xml:space="preserve"> sessions, new starts, how many are after 17:00, when the day will finish, and the free time left for new starts.</w:t>
+        <w:t xml:space="preserve"> sessions, new starts, how many are after 17:00, when the day will finish, and the free time left for new starts. Below them is the </w:t>
+      </w:r>
+      <w:r>
+        <w:rPr>
+          <w:b/>
+          <w:i w:val="0"/>
+        </w:rPr>
+        <w:t>live queue</w:t>
+      </w:r>
+      <w:r>
+        <w:rPr>
+          <w:b w:val="0"/>
+          <w:i w:val="0"/>
+        </w:rPr>
+        <w:t xml:space="preserve">: who is in the room, who to </w:t>
+      </w:r>
+      <w:r>
+        <w:rPr>
+          <w:b/>
+          <w:i w:val="0"/>
+        </w:rPr>
+        <w:t>call next</w:t>
+      </w:r>
+      <w:r>
+        <w:rPr>
+          <w:b w:val="0"/>
+          <w:i w:val="0"/>
+        </w:rPr>
+        <w:t>, how many are waiting, how many are past their time and not here yet, and whether the machine is on time or running behind.</w:t>
       </w:r>
     </w:p>
     <w:p>
@@ -1898,6 +1926,171 @@
           <w:b/>
           <w:i w:val="0"/>
         </w:rPr>
+        <w:t>Patients come early and late, and the machine should not stand idle.</w:t>
+      </w:r>
+      <w:r>
+        <w:rPr>
+          <w:b w:val="0"/>
+          <w:i w:val="0"/>
+        </w:rPr>
+        <w:t xml:space="preserve"> </w:t>
+      </w:r>
+      <w:r>
+        <w:rPr>
+          <w:b/>
+          <w:i w:val="0"/>
+        </w:rPr>
+        <w:t>Call next</w:t>
+      </w:r>
+      <w:r>
+        <w:rPr>
+          <w:b w:val="0"/>
+          <w:i w:val="0"/>
+        </w:rPr>
+        <w:t xml:space="preserve"> is the first patient in the plan's order who is here and ready; anyone not here yet is skipped, not waited for, and goes next when they arrive. From 16:00 hospice patients come first, for the 17:00 bus. A patient past their time shows </w:t>
+      </w:r>
+      <w:r>
+        <w:rPr>
+          <w:b/>
+          <w:i w:val="0"/>
+        </w:rPr>
+        <w:t>Not here yet · N min past</w:t>
+      </w:r>
+      <w:r>
+        <w:rPr>
+          <w:b w:val="0"/>
+          <w:i w:val="0"/>
+        </w:rPr>
+        <w:t xml:space="preserve">, and one who arrived after their time in three of their last five visits shows </w:t>
+      </w:r>
+      <w:r>
+        <w:rPr>
+          <w:b/>
+          <w:i w:val="0"/>
+        </w:rPr>
+        <w:t>Often late</w:t>
+      </w:r>
+      <w:r>
+        <w:rPr>
+          <w:b w:val="0"/>
+          <w:i w:val="0"/>
+        </w:rPr>
+        <w:t>.</w:t>
+      </w:r>
+    </w:p>
+    <w:p>
+      <w:r>
+        <w:rPr>
+          <w:b w:val="0"/>
+          <w:i w:val="0"/>
+        </w:rPr>
+        <w:t xml:space="preserve">You can take anyone in at any time. When you tap </w:t>
+      </w:r>
+      <w:r>
+        <w:rPr>
+          <w:b/>
+          <w:i w:val="0"/>
+        </w:rPr>
+        <w:t>In room</w:t>
+      </w:r>
+      <w:r>
+        <w:rPr>
+          <w:b w:val="0"/>
+          <w:i w:val="0"/>
+        </w:rPr>
+        <w:t xml:space="preserve"> for a patient ahead of others in the plan, RAD-SMART asks why, with one tap: </w:t>
+      </w:r>
+      <w:r>
+        <w:rPr>
+          <w:b/>
+          <w:i w:val="0"/>
+        </w:rPr>
+        <w:t>Came early</w:t>
+      </w:r>
+      <w:r>
+        <w:rPr>
+          <w:b w:val="0"/>
+          <w:i w:val="0"/>
+        </w:rPr>
+        <w:t xml:space="preserve">, </w:t>
+      </w:r>
+      <w:r>
+        <w:rPr>
+          <w:b/>
+          <w:i w:val="0"/>
+        </w:rPr>
+        <w:t>Next patient not here</w:t>
+      </w:r>
+      <w:r>
+        <w:rPr>
+          <w:b w:val="0"/>
+          <w:i w:val="0"/>
+        </w:rPr>
+        <w:t xml:space="preserve">, </w:t>
+      </w:r>
+      <w:r>
+        <w:rPr>
+          <w:b/>
+          <w:i w:val="0"/>
+        </w:rPr>
+        <w:t>Clinical reason</w:t>
+      </w:r>
+      <w:r>
+        <w:rPr>
+          <w:b w:val="0"/>
+          <w:i w:val="0"/>
+        </w:rPr>
+        <w:t xml:space="preserve">, </w:t>
+      </w:r>
+      <w:r>
+        <w:rPr>
+          <w:b/>
+          <w:i w:val="0"/>
+        </w:rPr>
+        <w:t>Other</w:t>
+      </w:r>
+      <w:r>
+        <w:rPr>
+          <w:b w:val="0"/>
+          <w:i w:val="0"/>
+        </w:rPr>
+        <w:t xml:space="preserve">, or just </w:t>
+      </w:r>
+      <w:r>
+        <w:rPr>
+          <w:b/>
+          <w:i w:val="0"/>
+        </w:rPr>
+        <w:t>Take in</w:t>
+      </w:r>
+      <w:r>
+        <w:rPr>
+          <w:b w:val="0"/>
+          <w:i w:val="0"/>
+        </w:rPr>
+        <w:t xml:space="preserve">. It never blocks you. It only reminds you of what to check: a full bladder not ready yet, a complex case before senior staff arrive at 10:00, or an ABC unit or breast board in use on another machine or at the CT simulator. The patient is marked </w:t>
+      </w:r>
+      <w:r>
+        <w:rPr>
+          <w:b/>
+          <w:i w:val="0"/>
+        </w:rPr>
+        <w:t>Out of turn</w:t>
+      </w:r>
+      <w:r>
+        <w:rPr>
+          <w:b w:val="0"/>
+          <w:i w:val="0"/>
+        </w:rPr>
+        <w:t>, with the reason and whom they went ahead of, and the plan for everyone else stays as it is.</w:t>
+      </w:r>
+    </w:p>
+    <w:p>
+      <w:r>
+        <w:rPr>
+          <w:b/>
+          <w:i w:val="0"/>
+        </w:rPr>
         <w:t>From patients' phones</w:t>
       </w:r>
       <w:r>
@@ -1905,7 +2098,7 @@
           <w:b w:val="0"/>
           <w:i w:val="0"/>
         </w:rPr>
-        <w:t xml:space="preserve"> lists what patients said today: on the way, late by about N minutes, cannot come, or want another time. A badge also appears beside the patient. Click </w:t>
+        <w:t xml:space="preserve"> lists what patients said today: on the way, late by about N minutes, cannot come, or asks for the morning, afternoon or evening. A badge also appears beside the patient. Click </w:t>
       </w:r>
       <w:r>
         <w:rPr>
@@ -1919,21 +2112,7 @@
           <w:b w:val="0"/>
           <w:i w:val="0"/>
         </w:rPr>
-        <w:t xml:space="preserve"> when it is handled. A request for another time also appears under the course, where you can </w:t>
-      </w:r>
-      <w:r>
-        <w:rPr>
-          <w:b/>
-          <w:i w:val="0"/>
-        </w:rPr>
-        <w:t>Find a time</w:t>
-      </w:r>
-      <w:r>
-        <w:rPr>
-          <w:b w:val="0"/>
-          <w:i w:val="0"/>
-        </w:rPr>
-        <w:t xml:space="preserve"> (step 3).</w:t>
+        <w:t xml:space="preserve"> when it is handled. A request for another time also appears beside the patient and under the course, with RAD-SMART's proposal (step 3).</w:t>
       </w:r>
     </w:p>
     <w:p>
@@ -2000,7 +2179,88 @@
           <w:b w:val="0"/>
           <w:i w:val="0"/>
         </w:rPr>
-        <w:t>3. A patient asks for another time</w:t>
+        <w:t>3. The patient's preferred part of the day</w:t>
+      </w:r>
+    </w:p>
+    <w:p>
+      <w:r>
+        <w:rPr>
+          <w:b w:val="0"/>
+          <w:i w:val="0"/>
+        </w:rPr>
+        <w:t xml:space="preserve">Patients say </w:t>
+      </w:r>
+      <w:r>
+        <w:rPr>
+          <w:b/>
+          <w:i w:val="0"/>
+        </w:rPr>
+        <w:t>when</w:t>
+      </w:r>
+      <w:r>
+        <w:rPr>
+          <w:b w:val="0"/>
+          <w:i w:val="0"/>
+        </w:rPr>
+        <w:t xml:space="preserve"> they would like to come (morning, afternoon or evening) rather than an exact minute. The doctor can record it at intake, and the patient can change it from their phone; staff can change it on the course page under </w:t>
+      </w:r>
+      <w:r>
+        <w:rPr>
+          <w:b/>
+          <w:i w:val="0"/>
+        </w:rPr>
+        <w:t>Part of the day</w:t>
+      </w:r>
+      <w:r>
+        <w:rPr>
+          <w:b w:val="0"/>
+          <w:i w:val="0"/>
+        </w:rPr>
+        <w:t>. When the patient states one, it replaces the "older patients earlier" rule.</w:t>
+      </w:r>
+    </w:p>
+    <w:p>
+      <w:r>
+        <w:rPr>
+          <w:b w:val="0"/>
+          <w:i w:val="0"/>
+        </w:rPr>
+        <w:t xml:space="preserve">A new patient often has to start wherever there is room. </w:t>
+      </w:r>
+      <w:r>
+        <w:rPr>
+          <w:b/>
+          <w:i w:val="0"/>
+        </w:rPr>
+        <w:t>As other courses finish and their slots free up, RAD-SMART looks for a better time</w:t>
+      </w:r>
+      <w:r>
+        <w:rPr>
+          <w:b w:val="0"/>
+          <w:i w:val="0"/>
+        </w:rPr>
+        <w:t xml:space="preserve"> for each patient outside their preferred part of the day: a time inside it, on the same machine, free on every remaining treatment day, that keeps every rule and the time kept for new starts. When it finds one, the patient's row on </w:t>
+      </w:r>
+      <w:r>
+        <w:rPr>
+          <w:b/>
+          <w:i w:val="0"/>
+        </w:rPr>
+        <w:t>Today</w:t>
+      </w:r>
+      <w:r>
+        <w:rPr>
+          <w:b w:val="0"/>
+          <w:i w:val="0"/>
+        </w:rPr>
+        <w:t xml:space="preserve"> shows </w:t>
+      </w:r>
+      <w:r>
+        <w:rPr>
+          <w:b/>
+          <w:i w:val="0"/>
+        </w:rPr>
+        <w:t>A morning slot is free: 09:18 every day from Wednesday. Ask the patient.</w:t>
       </w:r>
     </w:p>
     <w:p>
@@ -2015,7 +2275,7 @@
         <w:rPr>
           <w:color w:val="1C5CAB"/>
         </w:rPr>
-        <w:t>1.</w:t>
+        <w:t>•</w:t>
         <w:tab/>
       </w:r>
       <w:r>
@@ -2023,21 +2283,35 @@
           <w:b w:val="0"/>
           <w:i w:val="0"/>
         </w:rPr>
-        <w:t xml:space="preserve">Open </w:t>
+        <w:t xml:space="preserve">Ask the patient. If they agree, click </w:t>
       </w:r>
       <w:r>
         <w:rPr>
           <w:b/>
           <w:i w:val="0"/>
         </w:rPr>
-        <w:t>Courses</w:t>
+        <w:t>Patient agrees</w:t>
       </w:r>
       <w:r>
         <w:rPr>
           <w:b w:val="0"/>
           <w:i w:val="0"/>
         </w:rPr>
-        <w:t>, search for the patient by name or hospital number, and open the course.</w:t>
+        <w:t xml:space="preserve">: the new time starts on the date shown, and a message in their language is drafted on </w:t>
+      </w:r>
+      <w:r>
+        <w:rPr>
+          <w:b/>
+          <w:i w:val="0"/>
+        </w:rPr>
+        <w:t>Messages</w:t>
+      </w:r>
+      <w:r>
+        <w:rPr>
+          <w:b w:val="0"/>
+          <w:i w:val="0"/>
+        </w:rPr>
+        <w:t>.</w:t>
       </w:r>
     </w:p>
     <w:p>
@@ -2052,7 +2326,7 @@
         <w:rPr>
           <w:color w:val="1C5CAB"/>
         </w:rPr>
-        <w:t>2.</w:t>
+        <w:t>•</w:t>
         <w:tab/>
       </w:r>
       <w:r>
@@ -2060,21 +2334,21 @@
           <w:b w:val="0"/>
           <w:i w:val="0"/>
         </w:rPr>
-        <w:t xml:space="preserve">Under </w:t>
+        <w:t xml:space="preserve">If they would rather stay, click </w:t>
       </w:r>
       <w:r>
         <w:rPr>
           <w:b/>
           <w:i w:val="0"/>
         </w:rPr>
-        <w:t>The patient asks for another time</w:t>
+        <w:t>Prefers to stay</w:t>
       </w:r>
       <w:r>
         <w:rPr>
           <w:b w:val="0"/>
           <w:i w:val="0"/>
         </w:rPr>
-        <w:t>, enter the date it should start from, the time the patient asks for, and the reason (for example, bus timing).</w:t>
+        <w:t>. RAD-SMART does not ask again unless their preference changes.</w:t>
       </w:r>
     </w:p>
     <w:p>
@@ -2089,6 +2363,112 @@
         <w:rPr>
           <w:color w:val="1C5CAB"/>
         </w:rPr>
+        <w:t>•</w:t>
+        <w:tab/>
+      </w:r>
+      <w:r>
+        <w:rPr>
+          <w:b w:val="0"/>
+          <w:i w:val="0"/>
+        </w:rPr>
+        <w:t>Patients with the most fractions left, and furthest from their preferred time, are offered first. No two patients are offered the same slot, an offer is withdrawn if its slot is taken, and patients with three or fewer fractions left are not asked to change.</w:t>
+      </w:r>
+    </w:p>
+    <w:p>
+      <w:r>
+        <w:rPr>
+          <w:b w:val="0"/>
+          <w:i w:val="0"/>
+        </w:rPr>
+        <w:t>If the patient asks at the desk:</w:t>
+      </w:r>
+    </w:p>
+    <w:p>
+      <w:pPr>
+        <w:tabs>
+          <w:tab w:pos="340" w:val="left"/>
+        </w:tabs>
+        <w:spacing w:after="40"/>
+        <w:ind w:left="340" w:hanging="255"/>
+      </w:pPr>
+      <w:r>
+        <w:rPr>
+          <w:color w:val="1C5CAB"/>
+        </w:rPr>
+        <w:t>1.</w:t>
+        <w:tab/>
+      </w:r>
+      <w:r>
+        <w:rPr>
+          <w:b w:val="0"/>
+          <w:i w:val="0"/>
+        </w:rPr>
+        <w:t xml:space="preserve">Open </w:t>
+      </w:r>
+      <w:r>
+        <w:rPr>
+          <w:b/>
+          <w:i w:val="0"/>
+        </w:rPr>
+        <w:t>Courses</w:t>
+      </w:r>
+      <w:r>
+        <w:rPr>
+          <w:b w:val="0"/>
+          <w:i w:val="0"/>
+        </w:rPr>
+        <w:t>, search for the patient by name or hospital number, and open the course.</w:t>
+      </w:r>
+    </w:p>
+    <w:p>
+      <w:pPr>
+        <w:tabs>
+          <w:tab w:pos="340" w:val="left"/>
+        </w:tabs>
+        <w:spacing w:after="40"/>
+        <w:ind w:left="340" w:hanging="255"/>
+      </w:pPr>
+      <w:r>
+        <w:rPr>
+          <w:color w:val="1C5CAB"/>
+        </w:rPr>
+        <w:t>2.</w:t>
+        <w:tab/>
+      </w:r>
+      <w:r>
+        <w:rPr>
+          <w:b w:val="0"/>
+          <w:i w:val="0"/>
+        </w:rPr>
+        <w:t xml:space="preserve">Under </w:t>
+      </w:r>
+      <w:r>
+        <w:rPr>
+          <w:b/>
+          <w:i w:val="0"/>
+        </w:rPr>
+        <w:t>The patient asks for another time</w:t>
+      </w:r>
+      <w:r>
+        <w:rPr>
+          <w:b w:val="0"/>
+          <w:i w:val="0"/>
+        </w:rPr>
+        <w:t>, enter the date it should start from, what the patient asks for (morning, afternoon, evening, or an exact time), and the reason (for example, bus timing).</w:t>
+      </w:r>
+    </w:p>
+    <w:p>
+      <w:pPr>
+        <w:tabs>
+          <w:tab w:pos="340" w:val="left"/>
+        </w:tabs>
+        <w:spacing w:after="40"/>
+        <w:ind w:left="340" w:hanging="255"/>
+      </w:pPr>
+      <w:r>
+        <w:rPr>
+          <w:color w:val="1C5CAB"/>
+        </w:rPr>
         <w:t>3.</w:t>
         <w:tab/>
       </w:r>
@@ -2111,7 +2491,7 @@
           <w:b w:val="0"/>
           <w:i w:val="0"/>
         </w:rPr>
-        <w:t>. RAD-SMART shows the nearest time that keeps every rule, for this patient and for everyone else.</w:t>
+        <w:t>. RAD-SMART shows the nearest time that keeps every rule, for this patient and for everyone else. If nothing inside the part of the day is free yet, it says so, keeps the preference, and offers a time when one frees up.</w:t>
       </w:r>
     </w:p>
     <w:p>
@@ -4412,7 +4792,23 @@
                 <w:i w:val="0"/>
                 <w:sz w:val="18"/>
               </w:rPr>
-              <w:t xml:space="preserve">Show the rule check, the timeline and </w:t>
+              <w:t>Show the rule check, the live queue (</w:t>
+            </w:r>
+            <w:r>
+              <w:rPr>
+                <w:b/>
+                <w:i w:val="0"/>
+                <w:sz w:val="18"/>
+              </w:rPr>
+              <w:t>Call next</w:t>
+            </w:r>
+            <w:r>
+              <w:rPr>
+                <w:b w:val="0"/>
+                <w:i w:val="0"/>
+                <w:sz w:val="18"/>
+              </w:rPr>
+              <w:t xml:space="preserve">, on time or behind) and </w:t>
             </w:r>
             <w:r>
               <w:rPr>
@@ -4470,7 +4866,7 @@
                 <w:i w:val="0"/>
                 <w:sz w:val="18"/>
               </w:rPr>
-              <w:t>"Every rule holds. These taps measure the real wait."</w:t>
+              <w:t>"Every rule holds. If the next patient is not here, the machine takes whoever is. These taps measure the real wait."</w:t>
             </w:r>
           </w:p>
         </w:tc>
@@ -4957,6 +5353,80 @@
           <w:i w:val="0"/>
         </w:rPr>
         <w:t xml:space="preserve"> It is live on Microsoft Azure now, as one Docker image built on CARE's production image, with a managed PostgreSQL database and HTTPS, deployed by one script. The pilot runs the same image with demonstration mode off, on the hospital's own server or in an Indian Azure region, after the hospital's IT, data-protection and ethics approvals.</w:t>
+      </w:r>
+    </w:p>
+    <w:p>
+      <w:pPr>
+        <w:tabs>
+          <w:tab w:pos="340" w:val="left"/>
+        </w:tabs>
+        <w:spacing w:after="40"/>
+        <w:ind w:left="340" w:hanging="255"/>
+      </w:pPr>
+      <w:r>
+        <w:rPr>
+          <w:color w:val="1C5CAB"/>
+        </w:rPr>
+        <w:t>•</w:t>
+        <w:tab/>
+      </w:r>
+      <w:r>
+        <w:rPr>
+          <w:b/>
+          <w:i w:val="0"/>
+        </w:rPr>
+        <w:t>"What if a patient comes early, or is late?"</w:t>
+      </w:r>
+      <w:r>
+        <w:rPr>
+          <w:b w:val="0"/>
+          <w:i w:val="0"/>
+        </w:rPr>
+        <w:t xml:space="preserve"> The technologist takes in whoever is ready. </w:t>
+      </w:r>
+      <w:r>
+        <w:rPr>
+          <w:b/>
+          <w:i w:val="0"/>
+        </w:rPr>
+        <w:t>Call next</w:t>
+      </w:r>
+      <w:r>
+        <w:rPr>
+          <w:b w:val="0"/>
+          <w:i w:val="0"/>
+        </w:rPr>
+        <w:t xml:space="preserve"> skips anyone not here yet; taking a patient out of turn asks for a one-tap reason and is recorded, but is never blocked.</w:t>
+      </w:r>
+    </w:p>
+    <w:p>
+      <w:pPr>
+        <w:tabs>
+          <w:tab w:pos="340" w:val="left"/>
+        </w:tabs>
+        <w:spacing w:after="40"/>
+        <w:ind w:left="340" w:hanging="255"/>
+      </w:pPr>
+      <w:r>
+        <w:rPr>
+          <w:color w:val="1C5CAB"/>
+        </w:rPr>
+        <w:t>•</w:t>
+        <w:tab/>
+      </w:r>
+      <w:r>
+        <w:rPr>
+          <w:b/>
+          <w:i w:val="0"/>
+        </w:rPr>
+        <w:t>"Patients want the morning or the evening, not an exact time."</w:t>
+      </w:r>
+      <w:r>
+        <w:rPr>
+          <w:b w:val="0"/>
+          <w:i w:val="0"/>
+        </w:rPr>
+        <w:t xml:space="preserve"> The doctor or the patient chooses morning, afternoon or evening. When a slot inside it frees up, RAD-SMART offers it to staff, who ask the patient before anything changes.</w:t>
       </w:r>
     </w:p>
     <w:p>
